--- a/data/outputs/v2/Maths/SS3.3_Vectors_I/Mathematics_Vectors_I_FinalExplanation.docx
+++ b/data/outputs/v2/Maths/SS3.3_Vectors_I/Mathematics_Vectors_I_FinalExplanation.docx
@@ -38,6 +38,177 @@
           <w:szCs w:val="22"/>
         </w:rPr>
         <w:t xml:space="preserve">Student Assessment Document</w:t>
+      </w:r>
+    </w:p>
+    <w:p>
+      <w:pPr>
+        <w:spacing w:after="80" w:before="120"/>
+      </w:pPr>
+      <w:r>
+        <w:rPr>
+          <w:rFonts w:ascii="Arial" w:cs="Arial" w:eastAsia="Arial" w:hAnsi="Arial"/>
+          <w:b/>
+          <w:bCs/>
+          <w:color w:val="1F3864"/>
+          <w:sz w:val="20"/>
+          <w:szCs w:val="20"/>
+        </w:rPr>
+        <w:t xml:space="preserve">ATTRIBUTION AND LICENSING</w:t>
+      </w:r>
+    </w:p>
+    <w:p>
+      <w:pPr>
+        <w:spacing w:after="60" w:before="0"/>
+      </w:pPr>
+      <w:r>
+        <w:rPr>
+          <w:rFonts w:ascii="Arial" w:cs="Arial" w:eastAsia="Arial" w:hAnsi="Arial"/>
+          <w:b/>
+          <w:bCs/>
+          <w:sz w:val="17"/>
+          <w:szCs w:val="17"/>
+        </w:rPr>
+        <w:t xml:space="preserve">Curriculum Alignment: </w:t>
+      </w:r>
+      <w:r>
+        <w:rPr>
+          <w:rFonts w:ascii="Arial" w:cs="Arial" w:eastAsia="Arial" w:hAnsi="Arial"/>
+          <w:sz w:val="17"/>
+          <w:szCs w:val="17"/>
+        </w:rPr>
+        <w:t xml:space="preserve">Structured in pedagogical alignment with the competence-based curriculum format and learning outcomes established by the Kenya Institute of Curriculum Development (KICD). This material is independently developed and is not officially endorsed or published by KICD.</w:t>
+      </w:r>
+    </w:p>
+    <w:p>
+      <w:pPr>
+        <w:spacing w:after="60" w:before="0"/>
+      </w:pPr>
+      <w:r>
+        <w:rPr>
+          <w:rFonts w:ascii="Arial" w:cs="Arial" w:eastAsia="Arial" w:hAnsi="Arial"/>
+          <w:b/>
+          <w:bCs/>
+          <w:sz w:val="17"/>
+          <w:szCs w:val="17"/>
+        </w:rPr>
+        <w:t xml:space="preserve">Content &amp; Pedagogy: </w:t>
+      </w:r>
+      <w:r>
+        <w:rPr>
+          <w:rFonts w:ascii="Arial" w:cs="Arial" w:eastAsia="Arial" w:hAnsi="Arial"/>
+          <w:sz w:val="17"/>
+          <w:szCs w:val="17"/>
+        </w:rPr>
+        <w:t xml:space="preserve">Developed and adapted by the educator team at SeaVuria (registered 501(c)(3) in the United States and registered NGO in Kenya, No. 872-850A-BF11), who designed the pedagogical framework, lesson templates and exemplar lessons on which this material is based.</w:t>
+      </w:r>
+    </w:p>
+    <w:p>
+      <w:pPr>
+        <w:spacing w:after="60" w:before="0"/>
+      </w:pPr>
+      <w:r>
+        <w:rPr>
+          <w:rFonts w:ascii="Arial" w:cs="Arial" w:eastAsia="Arial" w:hAnsi="Arial"/>
+          <w:b/>
+          <w:bCs/>
+          <w:sz w:val="17"/>
+          <w:szCs w:val="17"/>
+        </w:rPr>
+        <w:t xml:space="preserve">Production &amp; Layout: </w:t>
+      </w:r>
+      <w:r>
+        <w:rPr>
+          <w:rFonts w:ascii="Arial" w:cs="Arial" w:eastAsia="Arial" w:hAnsi="Arial"/>
+          <w:sz w:val="17"/>
+          <w:szCs w:val="17"/>
+        </w:rPr>
+        <w:t xml:space="preserve">Educational design and curriculum sequencing by SeaVuria. Technical layout, structural formatting, and digital optimization/implementation executed in partnership with ARES Education (registered 501(c)(3) in the United States and Canada (as Afretech Aid) and registered NGO in Kenya), with lesson drafting and compilation assisted by AI (Claude, Anthropic).</w:t>
+      </w:r>
+    </w:p>
+    <w:p>
+      <w:pPr>
+        <w:pBdr>
+          <w:bottom w:val="single" w:color="1F3864" w:sz="6" w:space="6"/>
+        </w:pBdr>
+        <w:spacing w:after="60" w:before="0"/>
+      </w:pPr>
+      <w:r>
+        <w:rPr>
+          <w:rFonts w:ascii="Arial" w:cs="Arial" w:eastAsia="Arial" w:hAnsi="Arial"/>
+          <w:b/>
+          <w:bCs/>
+          <w:sz w:val="17"/>
+          <w:szCs w:val="17"/>
+        </w:rPr>
+        <w:t xml:space="preserve">Licensing &amp; Copyright: </w:t>
+      </w:r>
+      <w:r>
+        <w:rPr>
+          <w:rFonts w:ascii="Arial" w:cs="Arial" w:eastAsia="Arial" w:hAnsi="Arial"/>
+          <w:sz w:val="17"/>
+          <w:szCs w:val="17"/>
+        </w:rPr>
+        <w:t xml:space="preserve">© 2026 SeaVuria and ARES. This work is licensed under a </w:t>
+      </w:r>
+      <w:hyperlink w:history="1" r:id="rIdbxuv5gzb3-rxecgl7zkm6">
+        <w:r>
+          <w:rPr>
+            <w:rFonts w:ascii="Arial" w:cs="Arial" w:eastAsia="Arial" w:hAnsi="Arial"/>
+            <w:color w:val="1F6B75"/>
+            <w:sz w:val="17"/>
+            <w:szCs w:val="17"/>
+            <w:u w:val="single" w:color="1F6B75"/>
+          </w:rPr>
+          <w:t xml:space="preserve">Creative Commons Attribution-NonCommercial 4.0 International License</w:t>
+        </w:r>
+      </w:hyperlink>
+      <w:r>
+        <w:rPr>
+          <w:rFonts w:ascii="Arial" w:cs="Arial" w:eastAsia="Arial" w:hAnsi="Arial"/>
+          <w:sz w:val="17"/>
+          <w:szCs w:val="17"/>
+        </w:rPr>
+        <w:t xml:space="preserve"> (</w:t>
+      </w:r>
+      <w:hyperlink w:history="1" r:id="rIdfenkg6tldk_un3dinychm">
+        <w:r>
+          <w:rPr>
+            <w:rFonts w:ascii="Arial" w:cs="Arial" w:eastAsia="Arial" w:hAnsi="Arial"/>
+            <w:color w:val="1F6B75"/>
+            <w:sz w:val="17"/>
+            <w:szCs w:val="17"/>
+            <w:u w:val="single" w:color="1F6B75"/>
+          </w:rPr>
+          <w:t xml:space="preserve">CC BY-NC 4.0</w:t>
+        </w:r>
+      </w:hyperlink>
+      <w:r>
+        <w:rPr>
+          <w:rFonts w:ascii="Arial" w:cs="Arial" w:eastAsia="Arial" w:hAnsi="Arial"/>
+          <w:sz w:val="17"/>
+          <w:szCs w:val="17"/>
+        </w:rPr>
+        <w:t xml:space="preserve">). To view a copy of this license, visit </w:t>
+      </w:r>
+      <w:hyperlink w:history="1" r:id="rIdtcgtbjpxcyixiyknurmw5">
+        <w:r>
+          <w:rPr>
+            <w:rFonts w:ascii="Arial" w:cs="Arial" w:eastAsia="Arial" w:hAnsi="Arial"/>
+            <w:color w:val="1F6B75"/>
+            <w:sz w:val="17"/>
+            <w:szCs w:val="17"/>
+            <w:u w:val="single" w:color="1F6B75"/>
+          </w:rPr>
+          <w:t xml:space="preserve">https://creativecommons.org/licenses/by-nc/4.0/</w:t>
+        </w:r>
+      </w:hyperlink>
+      <w:r>
+        <w:rPr>
+          <w:rFonts w:ascii="Arial" w:cs="Arial" w:eastAsia="Arial" w:hAnsi="Arial"/>
+          <w:sz w:val="17"/>
+          <w:szCs w:val="17"/>
+        </w:rPr>
+        <w:t xml:space="preserve">. You are free to copy, redistribute, and adapt this material in any medium or format, provided appropriate credit is given and the material is not used for commercial purposes. KICD learning outcomes and curriculum designations reproduced here for alignment purposes remain the property of KICD and are not covered by this license. Linked external resources (e.g. CK-12, Khan Academy, PhET) are subject to their own licenses.</w:t>
       </w:r>
     </w:p>
     <w:p>

--- a/data/outputs/v2/Maths/SS3.3_Vectors_I/Mathematics_Vectors_I_FinalExplanation.docx
+++ b/data/outputs/v2/Maths/SS3.3_Vectors_I/Mathematics_Vectors_I_FinalExplanation.docx
@@ -95,7 +95,7 @@
                 <w:sz w:val="22"/>
                 <w:szCs w:val="22"/>
               </w:rPr>
-              <w:t xml:space="preserve">FINAL EXPLANATION: MATHEMATICS GRADE 10 | SUB-STRAND 3.3: VECTORS I</w:t>
+              <w:t xml:space="preserve">FINAL EXPLANATION: MATHEMATICS GRADE 10 – 3.3 VECTORS I: FINAL EXPLANATION</w:t>
             </w:r>
           </w:p>
         </w:tc>
@@ -422,7 +422,7 @@
                 <w:sz w:val="18"/>
                 <w:szCs w:val="18"/>
               </w:rPr>
-              <w:t xml:space="preserve">Your mission: Write a Final Explanation that answers the driving question — "Why did the Kisumu ferry miss Mbita, and how can mathematics give the captain the tools to always reach the right destination, no matter the current or wind?" — using everything you have learned about vectors across this unit. Your explanation should be clear, complete, and mathematically precise. Use diagrams, vector notation, calculations, and real examples from the ferry phenomenon and other contexts. A strong Final Explanation does three things: (1) it explains the science and mathematics behind the phenomenon, (2) it uses correct vocabulary and notation throughout, and (3) it shows how the mathematical tools you learned can solve real-world navigation problems. Write your explanation in full paragraphs and include at least ONE clearly labelled vector diagram and ONE worked calculation. Your target audience is a fellow Grade 10 student who missed this unit — explain it so clearly that they could understand the ferry situation and use vectors confidently.</w:t>
+              <w:t xml:space="preserve">Driving question: Why did the Kisumu ferry miss Mbita, and how can mathematics give the captain the tools to always reach the right destination, no matter the current or wind? Use what you learned in Lessons 1 to 8 to answer each part below. Write in full sentences, show every step of your working, and include units. Draw neat labelled diagrams on grid paper where asked. Remember the situation: a ferry leaves Kisumu port to travel due east to Mbita, 60 km away. The engine pushes it east at 20 km/h, while a Lake Victoria current pushes it south at 8 km/h.</w:t>
             </w:r>
           </w:p>
         </w:tc>
@@ -450,14 +450,12 @@
         <w:tblLayout w:type="fixed"/>
       </w:tblPr>
       <w:tblGrid>
-        <w:gridCol w:w="3000"/>
-        <w:gridCol w:w="10680"/>
+        <w:gridCol w:w="13680"/>
       </w:tblGrid>
       <w:tr>
         <w:tc>
           <w:tcPr>
             <w:tcW w:type="dxa" w:w="13680"/>
-            <w:gridSpan w:val="2"/>
             <w:shd w:fill="1F3864" w:color="auto" w:val="clear"/>
             <w:tcMar>
               <w:top w:type="dxa" w:w="60"/>
@@ -483,15 +481,15 @@
                 <w:sz w:val="22"/>
                 <w:szCs w:val="22"/>
               </w:rPr>
-              <w:t xml:space="preserve">Section 1: Why the Ferry Missed — Scalars vs. Vectors</w:t>
-            </w:r>
-          </w:p>
-        </w:tc>
-      </w:tr>
-      <w:tr>
-        <w:tc>
-          <w:tcPr>
-            <w:tcW w:type="dxa" w:w="3000"/>
+              <w:t xml:space="preserve">Part 1: Scalars, vectors and why direction matters</w:t>
+            </w:r>
+          </w:p>
+        </w:tc>
+      </w:tr>
+      <w:tr>
+        <w:tc>
+          <w:tcPr>
+            <w:tcW w:type="dxa" w:w="13680"/>
             <w:shd w:fill="D9EEF1" w:color="auto" w:val="clear"/>
             <w:tcMar>
               <w:top w:type="dxa" w:w="60"/>
@@ -517,13 +515,18 @@
                 <w:sz w:val="18"/>
                 <w:szCs w:val="18"/>
               </w:rPr>
-              <w:t xml:space="preserve">Explain why the Kisumu ferry missed Mbita even though the captain pointed the engine directly east. In your answer: (a) define scalar and vector quantities and give at least THREE examples of each from everyday Kenyan life, (b) explain why the captain's speed reading alone was not enough information to predict where the ferry would land, and (c) use the words magnitude and direction correctly in your explanation.</w:t>
-            </w:r>
-          </w:p>
-        </w:tc>
-        <w:tc>
-          <w:tcPr>
-            <w:tcW w:type="dxa" w:w="10680"/>
+              <w:t xml:space="preserve">(a) Name two quantities from the ferry story. Say which is a scalar and which is a vector, and explain how you decided. (b) Give one more example of a scalar and one more example of a vector from Kenyan life (for example Kericho, Mombasa or a matatu trip from Nairobi to Nakuru). (c) The captain said, 'My engine pointed at Mbita, so I should have arrived at Mbita.' Using the words scalar and vector, explain what the captain forgot.</w:t>
+            </w:r>
+          </w:p>
+        </w:tc>
+      </w:tr>
+      <w:tr>
+        <w:trPr>
+          <w:trHeight w:val="4200" w:hRule="atLeast"/>
+        </w:trPr>
+        <w:tc>
+          <w:tcPr>
+            <w:tcW w:type="dxa" w:w="13680"/>
             <w:shd w:fill="FFFFFF" w:color="auto" w:val="clear"/>
             <w:tcMar>
               <w:top w:type="dxa" w:w="60"/>
@@ -543,51 +546,13 @@
                 <w:rFonts w:ascii="Arial" w:cs="Arial" w:eastAsia="Arial" w:hAnsi="Arial"/>
                 <w:b w:val="false"/>
                 <w:bCs w:val="false"/>
-                <w:i w:val="false"/>
-                <w:iCs w:val="false"/>
-                <w:color w:val="000000"/>
-                <w:sz w:val="18"/>
-                <w:szCs w:val="18"/>
-              </w:rPr>
-              <w:t xml:space="preserve">The Kisumu ferry missed Mbita because the captain only controlled one of the two directed quantities acting on the vessel. To understand why, we must first distinguish between scalars and vectors. A scalar quantity has magnitude only — it tells you how much but not which way. Examples from everyday Kenyan life include the temperature of water boiling for ugali (100 °C), the mass of a sack of maize at Kisumu market (90 kg), and the time it takes to travel from Nairobi to Mombasa by SGR (approximately 4.5 hours). A vector quantity, by contrast, has both magnitude AND direction — it tells you how much and which way. Examples include the displacement of a matatu travelling 15 km north from Kisumu town centre, the velocity of wind blowing south-west across Lake Victoria at 8 km/h, and the force a porter exerts pushing a trolley eastward at Mombasa port.</w:t>
-            </w:r>
-          </w:p>
-          <w:p>
-            <w:pPr>
-              <w:spacing w:after="40" w:before="0"/>
-              <w:jc w:val="left"/>
-            </w:pPr>
-            <w:r>
-              <w:rPr>
-                <w:rFonts w:ascii="Arial" w:cs="Arial" w:eastAsia="Arial" w:hAnsi="Arial"/>
-                <w:b w:val="false"/>
-                <w:bCs w:val="false"/>
-                <w:i w:val="false"/>
-                <w:iCs w:val="false"/>
-                <w:color w:val="000000"/>
-                <w:sz w:val="18"/>
-                <w:szCs w:val="18"/>
-              </w:rPr>
-              <w:t xml:space="preserve"/>
-            </w:r>
-          </w:p>
-          <w:p>
-            <w:pPr>
-              <w:spacing w:after="40" w:before="0"/>
-              <w:jc w:val="left"/>
-            </w:pPr>
-            <w:r>
-              <w:rPr>
-                <w:rFonts w:ascii="Arial" w:cs="Arial" w:eastAsia="Arial" w:hAnsi="Arial"/>
-                <w:b w:val="false"/>
-                <w:bCs w:val="false"/>
-                <w:i w:val="false"/>
-                <w:iCs w:val="false"/>
-                <w:color w:val="000000"/>
-                <w:sz w:val="18"/>
-                <w:szCs w:val="18"/>
-              </w:rPr>
-              <w:t xml:space="preserve">The captain's engine speed of 20 km/h is, on its own, a scalar — it tells us how fast but not the total effect on the ferry's journey. The moment the southward lake current of 8 km/h also acted on the vessel, there were TWO vectors present simultaneously: the engine velocity (20 km/h due east) and the current velocity (8 km/h due south). Because both vectors acted at the same time, the ferry did not travel purely east — it was continuously pushed sideways as well. The captain's dashboard speed reading captured only the engine's contribution and gave no information about the current's direction. This is why direction is essential: ignoring it meant ignoring the very force that caused the ferry to drift. Scalars cannot capture this situation; only vectors can.</w:t>
+                <w:i/>
+                <w:iCs/>
+                <w:color w:val="808080"/>
+                <w:sz w:val="18"/>
+                <w:szCs w:val="18"/>
+              </w:rPr>
+              <w:t xml:space="preserve">Write your answer here:</w:t>
             </w:r>
           </w:p>
         </w:tc>
@@ -615,14 +580,12 @@
         <w:tblLayout w:type="fixed"/>
       </w:tblPr>
       <w:tblGrid>
-        <w:gridCol w:w="3000"/>
-        <w:gridCol w:w="10680"/>
+        <w:gridCol w:w="13680"/>
       </w:tblGrid>
       <w:tr>
         <w:tc>
           <w:tcPr>
             <w:tcW w:type="dxa" w:w="13680"/>
-            <w:gridSpan w:val="2"/>
             <w:shd w:fill="1F3864" w:color="auto" w:val="clear"/>
             <w:tcMar>
               <w:top w:type="dxa" w:w="60"/>
@@ -648,15 +611,15 @@
                 <w:sz w:val="22"/>
                 <w:szCs w:val="22"/>
               </w:rPr>
-              <w:t xml:space="preserve">Section 2: Representing Vectors — Notation, Diagrams, and the Number Line</w:t>
-            </w:r>
-          </w:p>
-        </w:tc>
-      </w:tr>
-      <w:tr>
-        <w:tc>
-          <w:tcPr>
-            <w:tcW w:type="dxa" w:w="3000"/>
+              <w:t xml:space="preserve">Part 2: Writing and adding the vectors</w:t>
+            </w:r>
+          </w:p>
+        </w:tc>
+      </w:tr>
+      <w:tr>
+        <w:tc>
+          <w:tcPr>
+            <w:tcW w:type="dxa" w:w="13680"/>
             <w:shd w:fill="D9EEF1" w:color="auto" w:val="clear"/>
             <w:tcMar>
               <w:top w:type="dxa" w:w="60"/>
@@ -682,13 +645,18 @@
                 <w:sz w:val="18"/>
                 <w:szCs w:val="18"/>
               </w:rPr>
-              <w:t xml:space="preserve">Show how vectors can be written and drawn. In your answer: (a) write the engine velocity and the current velocity of the Kisumu ferry using correct vector notation (bold or arrow notation, column vectors, and bearing or compass direction), (b) draw and label a clear vector diagram showing both vectors as arrows with correct relative lengths and directions, and (c) explain what the tail, head, magnitude, and direction of a vector arrow each represent.</w:t>
-            </w:r>
-          </w:p>
-        </w:tc>
-        <w:tc>
-          <w:tcPr>
-            <w:tcW w:type="dxa" w:w="10680"/>
+              <w:t xml:space="preserve">(a) Write the engine thrust and the lake current as column vectors, using east as the positive horizontal direction and north as the positive vertical direction. (b) Write the position vector of Mbita relative to Kisumu port (the origin) for the captain's intended journey of 60 km east. (c) Add the engine and current column vectors to find the resultant vector. (d) Describe how you would show this addition using the triangle law, and say how the parallelogram law gives the same result. (e) Explain why the resultant vector has a negative bottom entry.</w:t>
+            </w:r>
+          </w:p>
+        </w:tc>
+      </w:tr>
+      <w:tr>
+        <w:trPr>
+          <w:trHeight w:val="4200" w:hRule="atLeast"/>
+        </w:trPr>
+        <w:tc>
+          <w:tcPr>
+            <w:tcW w:type="dxa" w:w="13680"/>
             <w:shd w:fill="FFFFFF" w:color="auto" w:val="clear"/>
             <w:tcMar>
               <w:top w:type="dxa" w:w="60"/>
@@ -708,260 +676,13 @@
                 <w:rFonts w:ascii="Arial" w:cs="Arial" w:eastAsia="Arial" w:hAnsi="Arial"/>
                 <w:b w:val="false"/>
                 <w:bCs w:val="false"/>
-                <w:i w:val="false"/>
-                <w:iCs w:val="false"/>
-                <w:color w:val="000000"/>
-                <w:sz w:val="18"/>
-                <w:szCs w:val="18"/>
-              </w:rPr>
-              <w:t xml:space="preserve">Before we can solve the ferry's navigation problem mathematically, we must be able to write and draw vectors clearly. There are several standard ways to represent a vector.</w:t>
-            </w:r>
-          </w:p>
-          <w:p>
-            <w:pPr>
-              <w:spacing w:after="40" w:before="0"/>
-              <w:jc w:val="left"/>
-            </w:pPr>
-            <w:r>
-              <w:rPr>
-                <w:rFonts w:ascii="Arial" w:cs="Arial" w:eastAsia="Arial" w:hAnsi="Arial"/>
-                <w:b w:val="false"/>
-                <w:bCs w:val="false"/>
-                <w:i w:val="false"/>
-                <w:iCs w:val="false"/>
-                <w:color w:val="000000"/>
-                <w:sz w:val="18"/>
-                <w:szCs w:val="18"/>
-              </w:rPr>
-              <w:t xml:space="preserve"/>
-            </w:r>
-          </w:p>
-          <w:p>
-            <w:pPr>
-              <w:spacing w:after="40" w:before="0"/>
-              <w:jc w:val="left"/>
-            </w:pPr>
-            <w:r>
-              <w:rPr>
-                <w:rFonts w:ascii="Arial" w:cs="Arial" w:eastAsia="Arial" w:hAnsi="Arial"/>
-                <w:b w:val="false"/>
-                <w:bCs w:val="false"/>
-                <w:i w:val="false"/>
-                <w:iCs w:val="false"/>
-                <w:color w:val="000000"/>
-                <w:sz w:val="18"/>
-                <w:szCs w:val="18"/>
-              </w:rPr>
-              <w:t xml:space="preserve">Using arrow (bold) notation, we write the engine velocity as **v** = 20 km/h due east, and the current as **c** = 8 km/h due south. Using column vector notation, we place east as the positive x-direction and north as the positive y-direction, so:</w:t>
-            </w:r>
-          </w:p>
-          <w:p>
-            <w:pPr>
-              <w:spacing w:after="40" w:before="0"/>
-              <w:jc w:val="left"/>
-            </w:pPr>
-            <w:r>
-              <w:rPr>
-                <w:rFonts w:ascii="Arial" w:cs="Arial" w:eastAsia="Arial" w:hAnsi="Arial"/>
-                <w:b w:val="false"/>
-                <w:bCs w:val="false"/>
-                <w:i w:val="false"/>
-                <w:iCs w:val="false"/>
-                <w:color w:val="000000"/>
-                <w:sz w:val="18"/>
-                <w:szCs w:val="18"/>
-              </w:rPr>
-              <w:t xml:space="preserve"/>
-            </w:r>
-          </w:p>
-          <w:p>
-            <w:pPr>
-              <w:spacing w:after="40" w:before="0"/>
-              <w:jc w:val="left"/>
-            </w:pPr>
-            <w:r>
-              <w:rPr>
-                <w:rFonts w:ascii="Arial" w:cs="Arial" w:eastAsia="Arial" w:hAnsi="Arial"/>
-                <w:b w:val="false"/>
-                <w:bCs w:val="false"/>
-                <w:i w:val="false"/>
-                <w:iCs w:val="false"/>
-                <w:color w:val="000000"/>
-                <w:sz w:val="18"/>
-                <w:szCs w:val="18"/>
-              </w:rPr>
-              <w:t xml:space="preserve">  Engine velocity: **v** = (20, 0)  [20 km/h east, 0 km/h north/south]</w:t>
-            </w:r>
-          </w:p>
-          <w:p>
-            <w:pPr>
-              <w:spacing w:after="40" w:before="0"/>
-              <w:jc w:val="left"/>
-            </w:pPr>
-            <w:r>
-              <w:rPr>
-                <w:rFonts w:ascii="Arial" w:cs="Arial" w:eastAsia="Arial" w:hAnsi="Arial"/>
-                <w:b w:val="false"/>
-                <w:bCs w:val="false"/>
-                <w:i w:val="false"/>
-                <w:iCs w:val="false"/>
-                <w:color w:val="000000"/>
-                <w:sz w:val="18"/>
-                <w:szCs w:val="18"/>
-              </w:rPr>
-              <w:t xml:space="preserve">  Current velocity: **c** = (0, −8)  [0 km/h east/west, 8 km/h south]</w:t>
-            </w:r>
-          </w:p>
-          <w:p>
-            <w:pPr>
-              <w:spacing w:after="40" w:before="0"/>
-              <w:jc w:val="left"/>
-            </w:pPr>
-            <w:r>
-              <w:rPr>
-                <w:rFonts w:ascii="Arial" w:cs="Arial" w:eastAsia="Arial" w:hAnsi="Arial"/>
-                <w:b w:val="false"/>
-                <w:bCs w:val="false"/>
-                <w:i w:val="false"/>
-                <w:iCs w:val="false"/>
-                <w:color w:val="000000"/>
-                <w:sz w:val="18"/>
-                <w:szCs w:val="18"/>
-              </w:rPr>
-              <w:t xml:space="preserve"/>
-            </w:r>
-          </w:p>
-          <w:p>
-            <w:pPr>
-              <w:spacing w:after="40" w:before="0"/>
-              <w:jc w:val="left"/>
-            </w:pPr>
-            <w:r>
-              <w:rPr>
-                <w:rFonts w:ascii="Arial" w:cs="Arial" w:eastAsia="Arial" w:hAnsi="Arial"/>
-                <w:b w:val="false"/>
-                <w:bCs w:val="false"/>
-                <w:i w:val="false"/>
-                <w:iCs w:val="false"/>
-                <w:color w:val="000000"/>
-                <w:sz w:val="18"/>
-                <w:szCs w:val="18"/>
-              </w:rPr>
-              <w:t xml:space="preserve">Using bearing notation, the engine points on a bearing of 090° (due east) and the current flows on a bearing of 180° (due south).</w:t>
-            </w:r>
-          </w:p>
-          <w:p>
-            <w:pPr>
-              <w:spacing w:after="40" w:before="0"/>
-              <w:jc w:val="left"/>
-            </w:pPr>
-            <w:r>
-              <w:rPr>
-                <w:rFonts w:ascii="Arial" w:cs="Arial" w:eastAsia="Arial" w:hAnsi="Arial"/>
-                <w:b w:val="false"/>
-                <w:bCs w:val="false"/>
-                <w:i w:val="false"/>
-                <w:iCs w:val="false"/>
-                <w:color w:val="000000"/>
-                <w:sz w:val="18"/>
-                <w:szCs w:val="18"/>
-              </w:rPr>
-              <w:t xml:space="preserve"/>
-            </w:r>
-          </w:p>
-          <w:p>
-            <w:pPr>
-              <w:spacing w:after="40" w:before="0"/>
-              <w:jc w:val="left"/>
-            </w:pPr>
-            <w:r>
-              <w:rPr>
-                <w:rFonts w:ascii="Arial" w:cs="Arial" w:eastAsia="Arial" w:hAnsi="Arial"/>
-                <w:b w:val="false"/>
-                <w:bCs w:val="false"/>
-                <w:i w:val="false"/>
-                <w:iCs w:val="false"/>
-                <w:color w:val="000000"/>
-                <w:sz w:val="18"/>
-                <w:szCs w:val="18"/>
-              </w:rPr>
-              <w:t xml:space="preserve">In a vector diagram, each vector is drawn as a directed arrow. The TAIL is the starting point of the arrow — where the push begins. The HEAD (arrowhead) shows the direction the push acts. The LENGTH of the arrow represents the magnitude of the vector, drawn to scale (for example, 1 cm = 4 km/h). The angle the arrow makes with north or east shows the direction.</w:t>
-            </w:r>
-          </w:p>
-          <w:p>
-            <w:pPr>
-              <w:spacing w:after="40" w:before="0"/>
-              <w:jc w:val="left"/>
-            </w:pPr>
-            <w:r>
-              <w:rPr>
-                <w:rFonts w:ascii="Arial" w:cs="Arial" w:eastAsia="Arial" w:hAnsi="Arial"/>
-                <w:b w:val="false"/>
-                <w:bCs w:val="false"/>
-                <w:i w:val="false"/>
-                <w:iCs w:val="false"/>
-                <w:color w:val="000000"/>
-                <w:sz w:val="18"/>
-                <w:szCs w:val="18"/>
-              </w:rPr>
-              <w:t xml:space="preserve"/>
-            </w:r>
-          </w:p>
-          <w:p>
-            <w:pPr>
-              <w:spacing w:after="40" w:before="0"/>
-              <w:jc w:val="left"/>
-            </w:pPr>
-            <w:r>
-              <w:rPr>
-                <w:rFonts w:ascii="Arial" w:cs="Arial" w:eastAsia="Arial" w:hAnsi="Arial"/>
-                <w:b w:val="false"/>
-                <w:bCs w:val="false"/>
-                <w:i w:val="false"/>
-                <w:iCs w:val="false"/>
-                <w:color w:val="000000"/>
-                <w:sz w:val="18"/>
-                <w:szCs w:val="18"/>
-              </w:rPr>
-              <w:t xml:space="preserve">[DIAGRAM: Draw a horizontal arrow of length 5 cm pointing right, labelled 'Engine velocity: 20 km/h East'. Below it, draw a vertical arrow of length 2 cm pointing downward, labelled 'Current: 8 km/h South'. Label the tail of each arrow with a dot and the head with an arrowhead. Include a compass rose in the top-right corner and a scale bar: 1 cm = 4 km/h.]</w:t>
-            </w:r>
-          </w:p>
-          <w:p>
-            <w:pPr>
-              <w:spacing w:after="40" w:before="0"/>
-              <w:jc w:val="left"/>
-            </w:pPr>
-            <w:r>
-              <w:rPr>
-                <w:rFonts w:ascii="Arial" w:cs="Arial" w:eastAsia="Arial" w:hAnsi="Arial"/>
-                <w:b w:val="false"/>
-                <w:bCs w:val="false"/>
-                <w:i w:val="false"/>
-                <w:iCs w:val="false"/>
-                <w:color w:val="000000"/>
-                <w:sz w:val="18"/>
-                <w:szCs w:val="18"/>
-              </w:rPr>
-              <w:t xml:space="preserve"/>
-            </w:r>
-          </w:p>
-          <w:p>
-            <w:pPr>
-              <w:spacing w:after="40" w:before="0"/>
-              <w:jc w:val="left"/>
-            </w:pPr>
-            <w:r>
-              <w:rPr>
-                <w:rFonts w:ascii="Arial" w:cs="Arial" w:eastAsia="Arial" w:hAnsi="Arial"/>
-                <w:b w:val="false"/>
-                <w:bCs w:val="false"/>
-                <w:i w:val="false"/>
-                <w:iCs w:val="false"/>
-                <w:color w:val="000000"/>
-                <w:sz w:val="18"/>
-                <w:szCs w:val="18"/>
-              </w:rPr>
-              <w:t xml:space="preserve">Representing vectors this way makes it impossible to confuse the engine push with the current push — they are visibly different in both length and direction. This precision is what mathematics offers the captain that a simple speed dial cannot.</w:t>
+                <w:i/>
+                <w:iCs/>
+                <w:color w:val="808080"/>
+                <w:sz w:val="18"/>
+                <w:szCs w:val="18"/>
+              </w:rPr>
+              <w:t xml:space="preserve">Write your answer here:</w:t>
             </w:r>
           </w:p>
         </w:tc>
@@ -989,14 +710,12 @@
         <w:tblLayout w:type="fixed"/>
       </w:tblPr>
       <w:tblGrid>
-        <w:gridCol w:w="3000"/>
-        <w:gridCol w:w="10680"/>
+        <w:gridCol w:w="13680"/>
       </w:tblGrid>
       <w:tr>
         <w:tc>
           <w:tcPr>
             <w:tcW w:type="dxa" w:w="13680"/>
-            <w:gridSpan w:val="2"/>
             <w:shd w:fill="1F3864" w:color="auto" w:val="clear"/>
             <w:tcMar>
               <w:top w:type="dxa" w:w="60"/>
@@ -1022,15 +741,15 @@
                 <w:sz w:val="22"/>
                 <w:szCs w:val="22"/>
               </w:rPr>
-              <w:t xml:space="preserve">Section 3: Adding Vectors — Finding the Ferry's True Journey</w:t>
-            </w:r>
-          </w:p>
-        </w:tc>
-      </w:tr>
-      <w:tr>
-        <w:tc>
-          <w:tcPr>
-            <w:tcW w:type="dxa" w:w="3000"/>
+              <w:t xml:space="preserve">Part 3: How fast and in what direction did the ferry really go?</w:t>
+            </w:r>
+          </w:p>
+        </w:tc>
+      </w:tr>
+      <w:tr>
+        <w:tc>
+          <w:tcPr>
+            <w:tcW w:type="dxa" w:w="13680"/>
             <w:shd w:fill="D9EEF1" w:color="auto" w:val="clear"/>
             <w:tcMar>
               <w:top w:type="dxa" w:w="60"/>
@@ -1056,13 +775,18 @@
                 <w:sz w:val="18"/>
                 <w:szCs w:val="18"/>
               </w:rPr>
-              <w:t xml:space="preserve">Explain and demonstrate vector addition using the ferry scenario. In your answer: (a) state the triangle law and parallelogram law of vector addition, (b) use the tip-to-tail method to find the resultant velocity of the ferry as a column vector, (c) calculate the magnitude (actual speed) of the resultant vector using Pythagoras' theorem, (d) calculate the true direction of travel using trigonometry (tan ratio), and (e) explain what the resultant vector tells the captain about where the ferry actually went.</w:t>
-            </w:r>
-          </w:p>
-        </w:tc>
-        <w:tc>
-          <w:tcPr>
-            <w:tcW w:type="dxa" w:w="10680"/>
+              <w:t xml:space="preserve">(a) Calculate the magnitude of the resultant vector. Show the formula you use and give your answer to 1 decimal place. (b) Calculate the angle between the resultant path and due east, and state it in words such as 'south of east'. (c) The ferry needs 3 hours to cover 60 km at its engine speed of 20 km/h. Calculate how far south the current pushes it in that time. (d) A classmate says: 'The ferry's speed over the lake is 20 + 8 = 28 km/h.' Explain why this is wrong.</w:t>
+            </w:r>
+          </w:p>
+        </w:tc>
+      </w:tr>
+      <w:tr>
+        <w:trPr>
+          <w:trHeight w:val="4200" w:hRule="atLeast"/>
+        </w:trPr>
+        <w:tc>
+          <w:tcPr>
+            <w:tcW w:type="dxa" w:w="13680"/>
             <w:shd w:fill="FFFFFF" w:color="auto" w:val="clear"/>
             <w:tcMar>
               <w:top w:type="dxa" w:w="60"/>
@@ -1082,545 +806,13 @@
                 <w:rFonts w:ascii="Arial" w:cs="Arial" w:eastAsia="Arial" w:hAnsi="Arial"/>
                 <w:b w:val="false"/>
                 <w:bCs w:val="false"/>
-                <w:i w:val="false"/>
-                <w:iCs w:val="false"/>
-                <w:color w:val="000000"/>
-                <w:sz w:val="18"/>
-                <w:szCs w:val="18"/>
-              </w:rPr>
-              <w:t xml:space="preserve">Vector addition is the mathematical tool that explains exactly where the ferry ended up. When two or more vectors act simultaneously on an object, they combine into a single RESULTANT vector that has the same effect as all the individual vectors together.</w:t>
-            </w:r>
-          </w:p>
-          <w:p>
-            <w:pPr>
-              <w:spacing w:after="40" w:before="0"/>
-              <w:jc w:val="left"/>
-            </w:pPr>
-            <w:r>
-              <w:rPr>
-                <w:rFonts w:ascii="Arial" w:cs="Arial" w:eastAsia="Arial" w:hAnsi="Arial"/>
-                <w:b w:val="false"/>
-                <w:bCs w:val="false"/>
-                <w:i w:val="false"/>
-                <w:iCs w:val="false"/>
-                <w:color w:val="000000"/>
-                <w:sz w:val="18"/>
-                <w:szCs w:val="18"/>
-              </w:rPr>
-              <w:t xml:space="preserve"/>
-            </w:r>
-          </w:p>
-          <w:p>
-            <w:pPr>
-              <w:spacing w:after="40" w:before="0"/>
-              <w:jc w:val="left"/>
-            </w:pPr>
-            <w:r>
-              <w:rPr>
-                <w:rFonts w:ascii="Arial" w:cs="Arial" w:eastAsia="Arial" w:hAnsi="Arial"/>
-                <w:b w:val="false"/>
-                <w:bCs w:val="false"/>
-                <w:i w:val="false"/>
-                <w:iCs w:val="false"/>
-                <w:color w:val="000000"/>
-                <w:sz w:val="18"/>
-                <w:szCs w:val="18"/>
-              </w:rPr>
-              <w:t xml:space="preserve">The TRIANGLE LAW states: place the tail of the second vector at the head of the first; the resultant is the vector drawn from the tail of the first to the head of the second.</w:t>
-            </w:r>
-          </w:p>
-          <w:p>
-            <w:pPr>
-              <w:spacing w:after="40" w:before="0"/>
-              <w:jc w:val="left"/>
-            </w:pPr>
-            <w:r>
-              <w:rPr>
-                <w:rFonts w:ascii="Arial" w:cs="Arial" w:eastAsia="Arial" w:hAnsi="Arial"/>
-                <w:b w:val="false"/>
-                <w:bCs w:val="false"/>
-                <w:i w:val="false"/>
-                <w:iCs w:val="false"/>
-                <w:color w:val="000000"/>
-                <w:sz w:val="18"/>
-                <w:szCs w:val="18"/>
-              </w:rPr>
-              <w:t xml:space="preserve">The PARALLELOGRAM LAW states: place both vectors tail-to-tail; complete the parallelogram; the diagonal from the common tail is the resultant.</w:t>
-            </w:r>
-          </w:p>
-          <w:p>
-            <w:pPr>
-              <w:spacing w:after="40" w:before="0"/>
-              <w:jc w:val="left"/>
-            </w:pPr>
-            <w:r>
-              <w:rPr>
-                <w:rFonts w:ascii="Arial" w:cs="Arial" w:eastAsia="Arial" w:hAnsi="Arial"/>
-                <w:b w:val="false"/>
-                <w:bCs w:val="false"/>
-                <w:i w:val="false"/>
-                <w:iCs w:val="false"/>
-                <w:color w:val="000000"/>
-                <w:sz w:val="18"/>
-                <w:szCs w:val="18"/>
-              </w:rPr>
-              <w:t xml:space="preserve"/>
-            </w:r>
-          </w:p>
-          <w:p>
-            <w:pPr>
-              <w:spacing w:after="40" w:before="0"/>
-              <w:jc w:val="left"/>
-            </w:pPr>
-            <w:r>
-              <w:rPr>
-                <w:rFonts w:ascii="Arial" w:cs="Arial" w:eastAsia="Arial" w:hAnsi="Arial"/>
-                <w:b w:val="false"/>
-                <w:bCs w:val="false"/>
-                <w:i w:val="false"/>
-                <w:iCs w:val="false"/>
-                <w:color w:val="000000"/>
-                <w:sz w:val="18"/>
-                <w:szCs w:val="18"/>
-              </w:rPr>
-              <w:t xml:space="preserve">Using the tip-to-tail (triangle) method for the ferry:</w:t>
-            </w:r>
-          </w:p>
-          <w:p>
-            <w:pPr>
-              <w:spacing w:after="40" w:before="0"/>
-              <w:jc w:val="left"/>
-            </w:pPr>
-            <w:r>
-              <w:rPr>
-                <w:rFonts w:ascii="Arial" w:cs="Arial" w:eastAsia="Arial" w:hAnsi="Arial"/>
-                <w:b w:val="false"/>
-                <w:bCs w:val="false"/>
-                <w:i w:val="false"/>
-                <w:iCs w:val="false"/>
-                <w:color w:val="000000"/>
-                <w:sz w:val="18"/>
-                <w:szCs w:val="18"/>
-              </w:rPr>
-              <w:t xml:space="preserve">  Engine velocity: **v** = (20, 0)</w:t>
-            </w:r>
-          </w:p>
-          <w:p>
-            <w:pPr>
-              <w:spacing w:after="40" w:before="0"/>
-              <w:jc w:val="left"/>
-            </w:pPr>
-            <w:r>
-              <w:rPr>
-                <w:rFonts w:ascii="Arial" w:cs="Arial" w:eastAsia="Arial" w:hAnsi="Arial"/>
-                <w:b w:val="false"/>
-                <w:bCs w:val="false"/>
-                <w:i w:val="false"/>
-                <w:iCs w:val="false"/>
-                <w:color w:val="000000"/>
-                <w:sz w:val="18"/>
-                <w:szCs w:val="18"/>
-              </w:rPr>
-              <w:t xml:space="preserve">  Current velocity: **c** = (0, −8)</w:t>
-            </w:r>
-          </w:p>
-          <w:p>
-            <w:pPr>
-              <w:spacing w:after="40" w:before="0"/>
-              <w:jc w:val="left"/>
-            </w:pPr>
-            <w:r>
-              <w:rPr>
-                <w:rFonts w:ascii="Arial" w:cs="Arial" w:eastAsia="Arial" w:hAnsi="Arial"/>
-                <w:b w:val="false"/>
-                <w:bCs w:val="false"/>
-                <w:i w:val="false"/>
-                <w:iCs w:val="false"/>
-                <w:color w:val="000000"/>
-                <w:sz w:val="18"/>
-                <w:szCs w:val="18"/>
-              </w:rPr>
-              <w:t xml:space="preserve">  Resultant velocity: **R** = **v** + **c** = (20 + 0, 0 + (−8)) = (20, −8)</w:t>
-            </w:r>
-          </w:p>
-          <w:p>
-            <w:pPr>
-              <w:spacing w:after="40" w:before="0"/>
-              <w:jc w:val="left"/>
-            </w:pPr>
-            <w:r>
-              <w:rPr>
-                <w:rFonts w:ascii="Arial" w:cs="Arial" w:eastAsia="Arial" w:hAnsi="Arial"/>
-                <w:b w:val="false"/>
-                <w:bCs w:val="false"/>
-                <w:i w:val="false"/>
-                <w:iCs w:val="false"/>
-                <w:color w:val="000000"/>
-                <w:sz w:val="18"/>
-                <w:szCs w:val="18"/>
-              </w:rPr>
-              <w:t xml:space="preserve"/>
-            </w:r>
-          </w:p>
-          <w:p>
-            <w:pPr>
-              <w:spacing w:after="40" w:before="0"/>
-              <w:jc w:val="left"/>
-            </w:pPr>
-            <w:r>
-              <w:rPr>
-                <w:rFonts w:ascii="Arial" w:cs="Arial" w:eastAsia="Arial" w:hAnsi="Arial"/>
-                <w:b w:val="false"/>
-                <w:bCs w:val="false"/>
-                <w:i w:val="false"/>
-                <w:iCs w:val="false"/>
-                <w:color w:val="000000"/>
-                <w:sz w:val="18"/>
-                <w:szCs w:val="18"/>
-              </w:rPr>
-              <w:t xml:space="preserve">This resultant tells us the ferry moved 20 km/h east AND 8 km/h south simultaneously — a combined motion in a south-easterly direction.</w:t>
-            </w:r>
-          </w:p>
-          <w:p>
-            <w:pPr>
-              <w:spacing w:after="40" w:before="0"/>
-              <w:jc w:val="left"/>
-            </w:pPr>
-            <w:r>
-              <w:rPr>
-                <w:rFonts w:ascii="Arial" w:cs="Arial" w:eastAsia="Arial" w:hAnsi="Arial"/>
-                <w:b w:val="false"/>
-                <w:bCs w:val="false"/>
-                <w:i w:val="false"/>
-                <w:iCs w:val="false"/>
-                <w:color w:val="000000"/>
-                <w:sz w:val="18"/>
-                <w:szCs w:val="18"/>
-              </w:rPr>
-              <w:t xml:space="preserve"/>
-            </w:r>
-          </w:p>
-          <w:p>
-            <w:pPr>
-              <w:spacing w:after="40" w:before="0"/>
-              <w:jc w:val="left"/>
-            </w:pPr>
-            <w:r>
-              <w:rPr>
-                <w:rFonts w:ascii="Arial" w:cs="Arial" w:eastAsia="Arial" w:hAnsi="Arial"/>
-                <w:b w:val="false"/>
-                <w:bCs w:val="false"/>
-                <w:i w:val="false"/>
-                <w:iCs w:val="false"/>
-                <w:color w:val="000000"/>
-                <w:sz w:val="18"/>
-                <w:szCs w:val="18"/>
-              </w:rPr>
-              <w:t xml:space="preserve">Calculating the MAGNITUDE (actual speed) using Pythagoras' theorem:</w:t>
-            </w:r>
-          </w:p>
-          <w:p>
-            <w:pPr>
-              <w:spacing w:after="40" w:before="0"/>
-              <w:jc w:val="left"/>
-            </w:pPr>
-            <w:r>
-              <w:rPr>
-                <w:rFonts w:ascii="Arial" w:cs="Arial" w:eastAsia="Arial" w:hAnsi="Arial"/>
-                <w:b w:val="false"/>
-                <w:bCs w:val="false"/>
-                <w:i w:val="false"/>
-                <w:iCs w:val="false"/>
-                <w:color w:val="000000"/>
-                <w:sz w:val="18"/>
-                <w:szCs w:val="18"/>
-              </w:rPr>
-              <w:t xml:space="preserve">  |**R**| = √(20² + 8²)</w:t>
-            </w:r>
-          </w:p>
-          <w:p>
-            <w:pPr>
-              <w:spacing w:after="40" w:before="0"/>
-              <w:jc w:val="left"/>
-            </w:pPr>
-            <w:r>
-              <w:rPr>
-                <w:rFonts w:ascii="Arial" w:cs="Arial" w:eastAsia="Arial" w:hAnsi="Arial"/>
-                <w:b w:val="false"/>
-                <w:bCs w:val="false"/>
-                <w:i w:val="false"/>
-                <w:iCs w:val="false"/>
-                <w:color w:val="000000"/>
-                <w:sz w:val="18"/>
-                <w:szCs w:val="18"/>
-              </w:rPr>
-              <w:t xml:space="preserve">       = √(400 + 64)</w:t>
-            </w:r>
-          </w:p>
-          <w:p>
-            <w:pPr>
-              <w:spacing w:after="40" w:before="0"/>
-              <w:jc w:val="left"/>
-            </w:pPr>
-            <w:r>
-              <w:rPr>
-                <w:rFonts w:ascii="Arial" w:cs="Arial" w:eastAsia="Arial" w:hAnsi="Arial"/>
-                <w:b w:val="false"/>
-                <w:bCs w:val="false"/>
-                <w:i w:val="false"/>
-                <w:iCs w:val="false"/>
-                <w:color w:val="000000"/>
-                <w:sz w:val="18"/>
-                <w:szCs w:val="18"/>
-              </w:rPr>
-              <w:t xml:space="preserve">       = √464</w:t>
-            </w:r>
-          </w:p>
-          <w:p>
-            <w:pPr>
-              <w:spacing w:after="40" w:before="0"/>
-              <w:jc w:val="left"/>
-            </w:pPr>
-            <w:r>
-              <w:rPr>
-                <w:rFonts w:ascii="Arial" w:cs="Arial" w:eastAsia="Arial" w:hAnsi="Arial"/>
-                <w:b w:val="false"/>
-                <w:bCs w:val="false"/>
-                <w:i w:val="false"/>
-                <w:iCs w:val="false"/>
-                <w:color w:val="000000"/>
-                <w:sz w:val="18"/>
-                <w:szCs w:val="18"/>
-              </w:rPr>
-              <w:t xml:space="preserve">       ≈ 21.5 km/h</w:t>
-            </w:r>
-          </w:p>
-          <w:p>
-            <w:pPr>
-              <w:spacing w:after="40" w:before="0"/>
-              <w:jc w:val="left"/>
-            </w:pPr>
-            <w:r>
-              <w:rPr>
-                <w:rFonts w:ascii="Arial" w:cs="Arial" w:eastAsia="Arial" w:hAnsi="Arial"/>
-                <w:b w:val="false"/>
-                <w:bCs w:val="false"/>
-                <w:i w:val="false"/>
-                <w:iCs w:val="false"/>
-                <w:color w:val="000000"/>
-                <w:sz w:val="18"/>
-                <w:szCs w:val="18"/>
-              </w:rPr>
-              <w:t xml:space="preserve"/>
-            </w:r>
-          </w:p>
-          <w:p>
-            <w:pPr>
-              <w:spacing w:after="40" w:before="0"/>
-              <w:jc w:val="left"/>
-            </w:pPr>
-            <w:r>
-              <w:rPr>
-                <w:rFonts w:ascii="Arial" w:cs="Arial" w:eastAsia="Arial" w:hAnsi="Arial"/>
-                <w:b w:val="false"/>
-                <w:bCs w:val="false"/>
-                <w:i w:val="false"/>
-                <w:iCs w:val="false"/>
-                <w:color w:val="000000"/>
-                <w:sz w:val="18"/>
-                <w:szCs w:val="18"/>
-              </w:rPr>
-              <w:t xml:space="preserve">So the ferry actually travelled at approximately 21.5 km/h — faster than the engine alone, because the current added a southward component.</w:t>
-            </w:r>
-          </w:p>
-          <w:p>
-            <w:pPr>
-              <w:spacing w:after="40" w:before="0"/>
-              <w:jc w:val="left"/>
-            </w:pPr>
-            <w:r>
-              <w:rPr>
-                <w:rFonts w:ascii="Arial" w:cs="Arial" w:eastAsia="Arial" w:hAnsi="Arial"/>
-                <w:b w:val="false"/>
-                <w:bCs w:val="false"/>
-                <w:i w:val="false"/>
-                <w:iCs w:val="false"/>
-                <w:color w:val="000000"/>
-                <w:sz w:val="18"/>
-                <w:szCs w:val="18"/>
-              </w:rPr>
-              <w:t xml:space="preserve"/>
-            </w:r>
-          </w:p>
-          <w:p>
-            <w:pPr>
-              <w:spacing w:after="40" w:before="0"/>
-              <w:jc w:val="left"/>
-            </w:pPr>
-            <w:r>
-              <w:rPr>
-                <w:rFonts w:ascii="Arial" w:cs="Arial" w:eastAsia="Arial" w:hAnsi="Arial"/>
-                <w:b w:val="false"/>
-                <w:bCs w:val="false"/>
-                <w:i w:val="false"/>
-                <w:iCs w:val="false"/>
-                <w:color w:val="000000"/>
-                <w:sz w:val="18"/>
-                <w:szCs w:val="18"/>
-              </w:rPr>
-              <w:t xml:space="preserve">Calculating the TRUE DIRECTION using trigonometry:</w:t>
-            </w:r>
-          </w:p>
-          <w:p>
-            <w:pPr>
-              <w:spacing w:after="40" w:before="0"/>
-              <w:jc w:val="left"/>
-            </w:pPr>
-            <w:r>
-              <w:rPr>
-                <w:rFonts w:ascii="Arial" w:cs="Arial" w:eastAsia="Arial" w:hAnsi="Arial"/>
-                <w:b w:val="false"/>
-                <w:bCs w:val="false"/>
-                <w:i w:val="false"/>
-                <w:iCs w:val="false"/>
-                <w:color w:val="000000"/>
-                <w:sz w:val="18"/>
-                <w:szCs w:val="18"/>
-              </w:rPr>
-              <w:t xml:space="preserve">  tan θ = opposite/adjacent = 8/20 = 0.4</w:t>
-            </w:r>
-          </w:p>
-          <w:p>
-            <w:pPr>
-              <w:spacing w:after="40" w:before="0"/>
-              <w:jc w:val="left"/>
-            </w:pPr>
-            <w:r>
-              <w:rPr>
-                <w:rFonts w:ascii="Arial" w:cs="Arial" w:eastAsia="Arial" w:hAnsi="Arial"/>
-                <w:b w:val="false"/>
-                <w:bCs w:val="false"/>
-                <w:i w:val="false"/>
-                <w:iCs w:val="false"/>
-                <w:color w:val="000000"/>
-                <w:sz w:val="18"/>
-                <w:szCs w:val="18"/>
-              </w:rPr>
-              <w:t xml:space="preserve">  θ = tan⁻¹(0.4) ≈ 21.8°</w:t>
-            </w:r>
-          </w:p>
-          <w:p>
-            <w:pPr>
-              <w:spacing w:after="40" w:before="0"/>
-              <w:jc w:val="left"/>
-            </w:pPr>
-            <w:r>
-              <w:rPr>
-                <w:rFonts w:ascii="Arial" w:cs="Arial" w:eastAsia="Arial" w:hAnsi="Arial"/>
-                <w:b w:val="false"/>
-                <w:bCs w:val="false"/>
-                <w:i w:val="false"/>
-                <w:iCs w:val="false"/>
-                <w:color w:val="000000"/>
-                <w:sz w:val="18"/>
-                <w:szCs w:val="18"/>
-              </w:rPr>
-              <w:t xml:space="preserve"/>
-            </w:r>
-          </w:p>
-          <w:p>
-            <w:pPr>
-              <w:spacing w:after="40" w:before="0"/>
-              <w:jc w:val="left"/>
-            </w:pPr>
-            <w:r>
-              <w:rPr>
-                <w:rFonts w:ascii="Arial" w:cs="Arial" w:eastAsia="Arial" w:hAnsi="Arial"/>
-                <w:b w:val="false"/>
-                <w:bCs w:val="false"/>
-                <w:i w:val="false"/>
-                <w:iCs w:val="false"/>
-                <w:color w:val="000000"/>
-                <w:sz w:val="18"/>
-                <w:szCs w:val="18"/>
-              </w:rPr>
-              <w:t xml:space="preserve">This means the ferry's true path was approximately 21.8° south of due east — a bearing of about 111.8°. Instead of landing at Mbita (due east), it landed roughly 21.8° off course to the south.</w:t>
-            </w:r>
-          </w:p>
-          <w:p>
-            <w:pPr>
-              <w:spacing w:after="40" w:before="0"/>
-              <w:jc w:val="left"/>
-            </w:pPr>
-            <w:r>
-              <w:rPr>
-                <w:rFonts w:ascii="Arial" w:cs="Arial" w:eastAsia="Arial" w:hAnsi="Arial"/>
-                <w:b w:val="false"/>
-                <w:bCs w:val="false"/>
-                <w:i w:val="false"/>
-                <w:iCs w:val="false"/>
-                <w:color w:val="000000"/>
-                <w:sz w:val="18"/>
-                <w:szCs w:val="18"/>
-              </w:rPr>
-              <w:t xml:space="preserve"/>
-            </w:r>
-          </w:p>
-          <w:p>
-            <w:pPr>
-              <w:spacing w:after="40" w:before="0"/>
-              <w:jc w:val="left"/>
-            </w:pPr>
-            <w:r>
-              <w:rPr>
-                <w:rFonts w:ascii="Arial" w:cs="Arial" w:eastAsia="Arial" w:hAnsi="Arial"/>
-                <w:b w:val="false"/>
-                <w:bCs w:val="false"/>
-                <w:i w:val="false"/>
-                <w:iCs w:val="false"/>
-                <w:color w:val="000000"/>
-                <w:sz w:val="18"/>
-                <w:szCs w:val="18"/>
-              </w:rPr>
-              <w:t xml:space="preserve">[DIAGRAM: Draw the engine vector (20, 0) as a long horizontal arrow east. From its head, draw the current vector (0, −8) as a shorter arrow pointing south. Draw the resultant from the original tail to the new head. Label all three sides: '20 km/h East', '8 km/h South', 'Resultant ≈ 21.5 km/h at 21.8° S of E'. Mark the angle θ at the starting point.]</w:t>
-            </w:r>
-          </w:p>
-          <w:p>
-            <w:pPr>
-              <w:spacing w:after="40" w:before="0"/>
-              <w:jc w:val="left"/>
-            </w:pPr>
-            <w:r>
-              <w:rPr>
-                <w:rFonts w:ascii="Arial" w:cs="Arial" w:eastAsia="Arial" w:hAnsi="Arial"/>
-                <w:b w:val="false"/>
-                <w:bCs w:val="false"/>
-                <w:i w:val="false"/>
-                <w:iCs w:val="false"/>
-                <w:color w:val="000000"/>
-                <w:sz w:val="18"/>
-                <w:szCs w:val="18"/>
-              </w:rPr>
-              <w:t xml:space="preserve"/>
-            </w:r>
-          </w:p>
-          <w:p>
-            <w:pPr>
-              <w:spacing w:after="40" w:before="0"/>
-              <w:jc w:val="left"/>
-            </w:pPr>
-            <w:r>
-              <w:rPr>
-                <w:rFonts w:ascii="Arial" w:cs="Arial" w:eastAsia="Arial" w:hAnsi="Arial"/>
-                <w:b w:val="false"/>
-                <w:bCs w:val="false"/>
-                <w:i w:val="false"/>
-                <w:iCs w:val="false"/>
-                <w:color w:val="000000"/>
-                <w:sz w:val="18"/>
-                <w:szCs w:val="18"/>
-              </w:rPr>
-              <w:t xml:space="preserve">This is the precise mathematical answer to why the ferry missed Mbita: the resultant of the two simultaneous vectors carried the vessel south-east, not east.</w:t>
+                <w:i/>
+                <w:iCs/>
+                <w:color w:val="808080"/>
+                <w:sz w:val="18"/>
+                <w:szCs w:val="18"/>
+              </w:rPr>
+              <w:t xml:space="preserve">Write your answer here:</w:t>
             </w:r>
           </w:p>
         </w:tc>
@@ -1648,14 +840,12 @@
         <w:tblLayout w:type="fixed"/>
       </w:tblPr>
       <w:tblGrid>
-        <w:gridCol w:w="3000"/>
-        <w:gridCol w:w="10680"/>
+        <w:gridCol w:w="13680"/>
       </w:tblGrid>
       <w:tr>
         <w:tc>
           <w:tcPr>
             <w:tcW w:type="dxa" w:w="13680"/>
-            <w:gridSpan w:val="2"/>
             <w:shd w:fill="1F3864" w:color="auto" w:val="clear"/>
             <w:tcMar>
               <w:top w:type="dxa" w:w="60"/>
@@ -1681,15 +871,15 @@
                 <w:sz w:val="22"/>
                 <w:szCs w:val="22"/>
               </w:rPr>
-              <w:t xml:space="preserve">Section 4: Vector Properties — What the Captain Must Understand</w:t>
-            </w:r>
-          </w:p>
-        </w:tc>
-      </w:tr>
-      <w:tr>
-        <w:tc>
-          <w:tcPr>
-            <w:tcW w:type="dxa" w:w="3000"/>
+              <w:t xml:space="preserve">Part 4: Correcting the course</w:t>
+            </w:r>
+          </w:p>
+        </w:tc>
+      </w:tr>
+      <w:tr>
+        <w:tc>
+          <w:tcPr>
+            <w:tcW w:type="dxa" w:w="13680"/>
             <w:shd w:fill="D9EEF1" w:color="auto" w:val="clear"/>
             <w:tcMar>
               <w:top w:type="dxa" w:w="60"/>
@@ -1715,13 +905,18 @@
                 <w:sz w:val="18"/>
                 <w:szCs w:val="18"/>
               </w:rPr>
-              <w:t xml:space="preserve">Explain the key properties of vectors that are essential for the captain to navigate correctly. In your answer: (a) explain why the ORDER of vector addition does not change the resultant (commutativity), using the ferry vectors as proof, (b) explain why DIRECTION of each individual vector matters enormously — what would happen if the current were north instead of south? (c) define and give an example of a zero vector and an equal vector in the context of the ferry, and (d) explain what a negative vector means and how the captain could use it.</w:t>
-            </w:r>
-          </w:p>
-        </w:tc>
-        <w:tc>
-          <w:tcPr>
-            <w:tcW w:type="dxa" w:w="10680"/>
+              <w:t xml:space="preserve">(a) Suppose a ferry has landed at a wrong point L and needs to reach the intended point M. Explain in words how you find the correction vector from L to M using position vectors. (b) Explain what the negative of a vector is, and what you get when you add a vector to its negative. (c) The captain wants to keep the engine speed at 20 km/h but tilt the heading north of east so that the northward part of the engine velocity exactly cancels the southward current. Find the angle north of east for the heading, and say what this tells the captain to do differently from before. Give your answer to 1 decimal place.</w:t>
+            </w:r>
+          </w:p>
+        </w:tc>
+      </w:tr>
+      <w:tr>
+        <w:trPr>
+          <w:trHeight w:val="4200" w:hRule="atLeast"/>
+        </w:trPr>
+        <w:tc>
+          <w:tcPr>
+            <w:tcW w:type="dxa" w:w="13680"/>
             <w:shd w:fill="FFFFFF" w:color="auto" w:val="clear"/>
             <w:tcMar>
               <w:top w:type="dxa" w:w="60"/>
@@ -1741,222 +936,13 @@
                 <w:rFonts w:ascii="Arial" w:cs="Arial" w:eastAsia="Arial" w:hAnsi="Arial"/>
                 <w:b w:val="false"/>
                 <w:bCs w:val="false"/>
-                <w:i w:val="false"/>
-                <w:iCs w:val="false"/>
-                <w:color w:val="000000"/>
-                <w:sz w:val="18"/>
-                <w:szCs w:val="18"/>
-              </w:rPr>
-              <w:t xml:space="preserve">For the captain to use vectors as a reliable navigation tool, there are four key properties to understand deeply.</w:t>
-            </w:r>
-          </w:p>
-          <w:p>
-            <w:pPr>
-              <w:spacing w:after="40" w:before="0"/>
-              <w:jc w:val="left"/>
-            </w:pPr>
-            <w:r>
-              <w:rPr>
-                <w:rFonts w:ascii="Arial" w:cs="Arial" w:eastAsia="Arial" w:hAnsi="Arial"/>
-                <w:b w:val="false"/>
-                <w:bCs w:val="false"/>
-                <w:i w:val="false"/>
-                <w:iCs w:val="false"/>
-                <w:color w:val="000000"/>
-                <w:sz w:val="18"/>
-                <w:szCs w:val="18"/>
-              </w:rPr>
-              <w:t xml:space="preserve"/>
-            </w:r>
-          </w:p>
-          <w:p>
-            <w:pPr>
-              <w:spacing w:after="40" w:before="0"/>
-              <w:jc w:val="left"/>
-            </w:pPr>
-            <w:r>
-              <w:rPr>
-                <w:rFonts w:ascii="Arial" w:cs="Arial" w:eastAsia="Arial" w:hAnsi="Arial"/>
-                <w:b w:val="false"/>
-                <w:bCs w:val="false"/>
-                <w:i w:val="false"/>
-                <w:iCs w:val="false"/>
-                <w:color w:val="000000"/>
-                <w:sz w:val="18"/>
-                <w:szCs w:val="18"/>
-              </w:rPr>
-              <w:t xml:space="preserve">First: VECTOR ADDITION IS COMMUTATIVE — the order does not matter. Whether you add the engine vector first and then the current, or the current first and then the engine, the resultant is identical:</w:t>
-            </w:r>
-          </w:p>
-          <w:p>
-            <w:pPr>
-              <w:spacing w:after="40" w:before="0"/>
-              <w:jc w:val="left"/>
-            </w:pPr>
-            <w:r>
-              <w:rPr>
-                <w:rFonts w:ascii="Arial" w:cs="Arial" w:eastAsia="Arial" w:hAnsi="Arial"/>
-                <w:b w:val="false"/>
-                <w:bCs w:val="false"/>
-                <w:i w:val="false"/>
-                <w:iCs w:val="false"/>
-                <w:color w:val="000000"/>
-                <w:sz w:val="18"/>
-                <w:szCs w:val="18"/>
-              </w:rPr>
-              <w:t xml:space="preserve">  **v** + **c** = (20, 0) + (0, −8) = (20, −8)</w:t>
-            </w:r>
-          </w:p>
-          <w:p>
-            <w:pPr>
-              <w:spacing w:after="40" w:before="0"/>
-              <w:jc w:val="left"/>
-            </w:pPr>
-            <w:r>
-              <w:rPr>
-                <w:rFonts w:ascii="Arial" w:cs="Arial" w:eastAsia="Arial" w:hAnsi="Arial"/>
-                <w:b w:val="false"/>
-                <w:bCs w:val="false"/>
-                <w:i w:val="false"/>
-                <w:iCs w:val="false"/>
-                <w:color w:val="000000"/>
-                <w:sz w:val="18"/>
-                <w:szCs w:val="18"/>
-              </w:rPr>
-              <w:t xml:space="preserve">  **c** + **v** = (0, −8) + (20, 0) = (20, −8) ✓</w:t>
-            </w:r>
-          </w:p>
-          <w:p>
-            <w:pPr>
-              <w:spacing w:after="40" w:before="0"/>
-              <w:jc w:val="left"/>
-            </w:pPr>
-            <w:r>
-              <w:rPr>
-                <w:rFonts w:ascii="Arial" w:cs="Arial" w:eastAsia="Arial" w:hAnsi="Arial"/>
-                <w:b w:val="false"/>
-                <w:bCs w:val="false"/>
-                <w:i w:val="false"/>
-                <w:iCs w:val="false"/>
-                <w:color w:val="000000"/>
-                <w:sz w:val="18"/>
-                <w:szCs w:val="18"/>
-              </w:rPr>
-              <w:t xml:space="preserve">This is reassuring: it does not matter whether the current started before the engine or after — the combined effect is always the same resultant displacement.</w:t>
-            </w:r>
-          </w:p>
-          <w:p>
-            <w:pPr>
-              <w:spacing w:after="40" w:before="0"/>
-              <w:jc w:val="left"/>
-            </w:pPr>
-            <w:r>
-              <w:rPr>
-                <w:rFonts w:ascii="Arial" w:cs="Arial" w:eastAsia="Arial" w:hAnsi="Arial"/>
-                <w:b w:val="false"/>
-                <w:bCs w:val="false"/>
-                <w:i w:val="false"/>
-                <w:iCs w:val="false"/>
-                <w:color w:val="000000"/>
-                <w:sz w:val="18"/>
-                <w:szCs w:val="18"/>
-              </w:rPr>
-              <w:t xml:space="preserve"/>
-            </w:r>
-          </w:p>
-          <w:p>
-            <w:pPr>
-              <w:spacing w:after="40" w:before="0"/>
-              <w:jc w:val="left"/>
-            </w:pPr>
-            <w:r>
-              <w:rPr>
-                <w:rFonts w:ascii="Arial" w:cs="Arial" w:eastAsia="Arial" w:hAnsi="Arial"/>
-                <w:b w:val="false"/>
-                <w:bCs w:val="false"/>
-                <w:i w:val="false"/>
-                <w:iCs w:val="false"/>
-                <w:color w:val="000000"/>
-                <w:sz w:val="18"/>
-                <w:szCs w:val="18"/>
-              </w:rPr>
-              <w:t xml:space="preserve">Second: DIRECTION OF EACH VECTOR MATTERS ENORMOUSLY. If the current were 8 km/h DUE NORTH instead of south, the resultant would be **R** = (20, 0) + (0, 8) = (20, 8) — sending the ferry north-east of Mbita instead of south-east. The magnitude would still be ≈ 21.5 km/h, but the ferry would miss Mbita in the completely opposite direction! This shows that two vectors with the same magnitude but different directions are entirely different vectors. A Kericho tea farmer facing a wind blowing toward Kisumu experiences something completely different from one facing wind blowing away from Kisumu — even if both winds are the same speed.</w:t>
-            </w:r>
-          </w:p>
-          <w:p>
-            <w:pPr>
-              <w:spacing w:after="40" w:before="0"/>
-              <w:jc w:val="left"/>
-            </w:pPr>
-            <w:r>
-              <w:rPr>
-                <w:rFonts w:ascii="Arial" w:cs="Arial" w:eastAsia="Arial" w:hAnsi="Arial"/>
-                <w:b w:val="false"/>
-                <w:bCs w:val="false"/>
-                <w:i w:val="false"/>
-                <w:iCs w:val="false"/>
-                <w:color w:val="000000"/>
-                <w:sz w:val="18"/>
-                <w:szCs w:val="18"/>
-              </w:rPr>
-              <w:t xml:space="preserve"/>
-            </w:r>
-          </w:p>
-          <w:p>
-            <w:pPr>
-              <w:spacing w:after="40" w:before="0"/>
-              <w:jc w:val="left"/>
-            </w:pPr>
-            <w:r>
-              <w:rPr>
-                <w:rFonts w:ascii="Arial" w:cs="Arial" w:eastAsia="Arial" w:hAnsi="Arial"/>
-                <w:b w:val="false"/>
-                <w:bCs w:val="false"/>
-                <w:i w:val="false"/>
-                <w:iCs w:val="false"/>
-                <w:color w:val="000000"/>
-                <w:sz w:val="18"/>
-                <w:szCs w:val="18"/>
-              </w:rPr>
-              <w:t xml:space="preserve">Third: A ZERO VECTOR has magnitude 0 and no defined direction, written as **0** = (0, 0). If there were no current at all on Lake Victoria, **c** = (0, 0), and the resultant would equal the engine velocity exactly — the ferry would reach Mbita perfectly. Equal vectors have the same magnitude AND same direction; if another ferry on the lake has **v** = (20, 0), it is the equal vector to the Kisumu ferry's engine velocity, regardless of where on the lake it is.</w:t>
-            </w:r>
-          </w:p>
-          <w:p>
-            <w:pPr>
-              <w:spacing w:after="40" w:before="0"/>
-              <w:jc w:val="left"/>
-            </w:pPr>
-            <w:r>
-              <w:rPr>
-                <w:rFonts w:ascii="Arial" w:cs="Arial" w:eastAsia="Arial" w:hAnsi="Arial"/>
-                <w:b w:val="false"/>
-                <w:bCs w:val="false"/>
-                <w:i w:val="false"/>
-                <w:iCs w:val="false"/>
-                <w:color w:val="000000"/>
-                <w:sz w:val="18"/>
-                <w:szCs w:val="18"/>
-              </w:rPr>
-              <w:t xml:space="preserve"/>
-            </w:r>
-          </w:p>
-          <w:p>
-            <w:pPr>
-              <w:spacing w:after="40" w:before="0"/>
-              <w:jc w:val="left"/>
-            </w:pPr>
-            <w:r>
-              <w:rPr>
-                <w:rFonts w:ascii="Arial" w:cs="Arial" w:eastAsia="Arial" w:hAnsi="Arial"/>
-                <w:b w:val="false"/>
-                <w:bCs w:val="false"/>
-                <w:i w:val="false"/>
-                <w:iCs w:val="false"/>
-                <w:color w:val="000000"/>
-                <w:sz w:val="18"/>
-                <w:szCs w:val="18"/>
-              </w:rPr>
-              <w:t xml:space="preserve">Fourth: A NEGATIVE VECTOR has the same magnitude but exactly opposite direction. The negative of the current **c** = (0, −8) is −**c** = (0, 8) — a northward current of 8 km/h. If the captain could generate a thrust of (0, 8) northward in addition to the engine, these two would cancel: **c** + (−**c**) = **0**, eliminating the drift entirely. This is precisely the strategy the captain needs — understanding negative vectors is the first step toward correcting course.</w:t>
+                <w:i/>
+                <w:iCs/>
+                <w:color w:val="808080"/>
+                <w:sz w:val="18"/>
+                <w:szCs w:val="18"/>
+              </w:rPr>
+              <w:t xml:space="preserve">Write your answer here:</w:t>
             </w:r>
           </w:p>
         </w:tc>
@@ -1984,14 +970,12 @@
         <w:tblLayout w:type="fixed"/>
       </w:tblPr>
       <w:tblGrid>
-        <w:gridCol w:w="3000"/>
-        <w:gridCol w:w="10680"/>
+        <w:gridCol w:w="13680"/>
       </w:tblGrid>
       <w:tr>
         <w:tc>
           <w:tcPr>
             <w:tcW w:type="dxa" w:w="13680"/>
-            <w:gridSpan w:val="2"/>
             <w:shd w:fill="1F3864" w:color="auto" w:val="clear"/>
             <w:tcMar>
               <w:top w:type="dxa" w:w="60"/>
@@ -2017,15 +1001,15 @@
                 <w:sz w:val="22"/>
                 <w:szCs w:val="22"/>
               </w:rPr>
-              <w:t xml:space="preserve">Section 5: Giving the Captain the Tools — Solving the Navigation Problem</w:t>
-            </w:r>
-          </w:p>
-        </w:tc>
-      </w:tr>
-      <w:tr>
-        <w:tc>
-          <w:tcPr>
-            <w:tcW w:type="dxa" w:w="3000"/>
+              <w:t xml:space="preserve">Part 5: What if the current gets stronger? Answering the driving question</w:t>
+            </w:r>
+          </w:p>
+        </w:tc>
+      </w:tr>
+      <w:tr>
+        <w:tc>
+          <w:tcPr>
+            <w:tcW w:type="dxa" w:w="13680"/>
             <w:shd w:fill="D9EEF1" w:color="auto" w:val="clear"/>
             <w:tcMar>
               <w:top w:type="dxa" w:w="60"/>
@@ -2051,13 +1035,18 @@
                 <w:sz w:val="18"/>
                 <w:szCs w:val="18"/>
               </w:rPr>
-              <w:t xml:space="preserve">Use everything you have learned to solve the ferry's real navigation problem. In your answer: (a) calculate the actual displacement of the ferry (how far south of Mbita it landed) given the crossing time for 60 km at the resultant speed, (b) explain what heading (direction) the captain should set the engine BEFORE departing so that the resultant of engine thrust and current lands the ferry exactly at Mbita, (c) show this corrected vector calculation fully, and (d) write a clear recommendation to the Kenya Ferry Services captain — in your own words — explaining what vectors can do that a simple speed dial cannot, and why every navigator on Lake Victoria should understand resultant vectors.</w:t>
-            </w:r>
-          </w:p>
-        </w:tc>
-        <w:tc>
-          <w:tcPr>
-            <w:tcW w:type="dxa" w:w="10680"/>
+              <w:t xml:space="preserve">(a) Suppose the current doubles. Write the new current as a column vector using scalar multiplication, and say whether it is parallel to the original current. How do you know? (b) Calculate the new resultant column vector and its magnitude when the engine is still (20, 0). (c) Use your results from Parts 1 to 4 to write a short paragraph (4 to 6 sentences) answering the driving question: why did the ferry miss Mbita, and how does vector mathematics help the captain always reach the right destination?</w:t>
+            </w:r>
+          </w:p>
+        </w:tc>
+      </w:tr>
+      <w:tr>
+        <w:trPr>
+          <w:trHeight w:val="4200" w:hRule="atLeast"/>
+        </w:trPr>
+        <w:tc>
+          <w:tcPr>
+            <w:tcW w:type="dxa" w:w="13680"/>
             <w:shd w:fill="FFFFFF" w:color="auto" w:val="clear"/>
             <w:tcMar>
               <w:top w:type="dxa" w:w="60"/>
@@ -2077,621 +1066,13 @@
                 <w:rFonts w:ascii="Arial" w:cs="Arial" w:eastAsia="Arial" w:hAnsi="Arial"/>
                 <w:b w:val="false"/>
                 <w:bCs w:val="false"/>
-                <w:i w:val="false"/>
-                <w:iCs w:val="false"/>
-                <w:color w:val="000000"/>
-                <w:sz w:val="18"/>
-                <w:szCs w:val="18"/>
-              </w:rPr>
-              <w:t xml:space="preserve">Now we can give the captain the mathematical tools to always reach Mbita correctly.</w:t>
-            </w:r>
-          </w:p>
-          <w:p>
-            <w:pPr>
-              <w:spacing w:after="40" w:before="0"/>
-              <w:jc w:val="left"/>
-            </w:pPr>
-            <w:r>
-              <w:rPr>
-                <w:rFonts w:ascii="Arial" w:cs="Arial" w:eastAsia="Arial" w:hAnsi="Arial"/>
-                <w:b w:val="false"/>
-                <w:bCs w:val="false"/>
-                <w:i w:val="false"/>
-                <w:iCs w:val="false"/>
-                <w:color w:val="000000"/>
-                <w:sz w:val="18"/>
-                <w:szCs w:val="18"/>
-              </w:rPr>
-              <w:t xml:space="preserve"/>
-            </w:r>
-          </w:p>
-          <w:p>
-            <w:pPr>
-              <w:spacing w:after="40" w:before="0"/>
-              <w:jc w:val="left"/>
-            </w:pPr>
-            <w:r>
-              <w:rPr>
-                <w:rFonts w:ascii="Arial" w:cs="Arial" w:eastAsia="Arial" w:hAnsi="Arial"/>
-                <w:b w:val="false"/>
-                <w:bCs w:val="false"/>
-                <w:i w:val="false"/>
-                <w:iCs w:val="false"/>
-                <w:color w:val="000000"/>
-                <w:sz w:val="18"/>
-                <w:szCs w:val="18"/>
-              </w:rPr>
-              <w:t xml:space="preserve">PART A — How far south did the ferry land?</w:t>
-            </w:r>
-          </w:p>
-          <w:p>
-            <w:pPr>
-              <w:spacing w:after="40" w:before="0"/>
-              <w:jc w:val="left"/>
-            </w:pPr>
-            <w:r>
-              <w:rPr>
-                <w:rFonts w:ascii="Arial" w:cs="Arial" w:eastAsia="Arial" w:hAnsi="Arial"/>
-                <w:b w:val="false"/>
-                <w:bCs w:val="false"/>
-                <w:i w:val="false"/>
-                <w:iCs w:val="false"/>
-                <w:color w:val="000000"/>
-                <w:sz w:val="18"/>
-                <w:szCs w:val="18"/>
-              </w:rPr>
-              <w:t xml:space="preserve">The ferry needed to cross 60 km eastward. At the engine's eastward component of 20 km/h, the crossing took:</w:t>
-            </w:r>
-          </w:p>
-          <w:p>
-            <w:pPr>
-              <w:spacing w:after="40" w:before="0"/>
-              <w:jc w:val="left"/>
-            </w:pPr>
-            <w:r>
-              <w:rPr>
-                <w:rFonts w:ascii="Arial" w:cs="Arial" w:eastAsia="Arial" w:hAnsi="Arial"/>
-                <w:b w:val="false"/>
-                <w:bCs w:val="false"/>
-                <w:i w:val="false"/>
-                <w:iCs w:val="false"/>
-                <w:color w:val="000000"/>
-                <w:sz w:val="18"/>
-                <w:szCs w:val="18"/>
-              </w:rPr>
-              <w:t xml:space="preserve">  Time = distance ÷ speed = 60 ÷ 20 = 3 hours</w:t>
-            </w:r>
-          </w:p>
-          <w:p>
-            <w:pPr>
-              <w:spacing w:after="40" w:before="0"/>
-              <w:jc w:val="left"/>
-            </w:pPr>
-            <w:r>
-              <w:rPr>
-                <w:rFonts w:ascii="Arial" w:cs="Arial" w:eastAsia="Arial" w:hAnsi="Arial"/>
-                <w:b w:val="false"/>
-                <w:bCs w:val="false"/>
-                <w:i w:val="false"/>
-                <w:iCs w:val="false"/>
-                <w:color w:val="000000"/>
-                <w:sz w:val="18"/>
-                <w:szCs w:val="18"/>
-              </w:rPr>
-              <w:t xml:space="preserve"/>
-            </w:r>
-          </w:p>
-          <w:p>
-            <w:pPr>
-              <w:spacing w:after="40" w:before="0"/>
-              <w:jc w:val="left"/>
-            </w:pPr>
-            <w:r>
-              <w:rPr>
-                <w:rFonts w:ascii="Arial" w:cs="Arial" w:eastAsia="Arial" w:hAnsi="Arial"/>
-                <w:b w:val="false"/>
-                <w:bCs w:val="false"/>
-                <w:i w:val="false"/>
-                <w:iCs w:val="false"/>
-                <w:color w:val="000000"/>
-                <w:sz w:val="18"/>
-                <w:szCs w:val="18"/>
-              </w:rPr>
-              <w:t xml:space="preserve">During those 3 hours, the southward current of 8 km/h pushed the ferry:</w:t>
-            </w:r>
-          </w:p>
-          <w:p>
-            <w:pPr>
-              <w:spacing w:after="40" w:before="0"/>
-              <w:jc w:val="left"/>
-            </w:pPr>
-            <w:r>
-              <w:rPr>
-                <w:rFonts w:ascii="Arial" w:cs="Arial" w:eastAsia="Arial" w:hAnsi="Arial"/>
-                <w:b w:val="false"/>
-                <w:bCs w:val="false"/>
-                <w:i w:val="false"/>
-                <w:iCs w:val="false"/>
-                <w:color w:val="000000"/>
-                <w:sz w:val="18"/>
-                <w:szCs w:val="18"/>
-              </w:rPr>
-              <w:t xml:space="preserve">  Southward drift = 8 × 3 = 24 km south of Mbita</w:t>
-            </w:r>
-          </w:p>
-          <w:p>
-            <w:pPr>
-              <w:spacing w:after="40" w:before="0"/>
-              <w:jc w:val="left"/>
-            </w:pPr>
-            <w:r>
-              <w:rPr>
-                <w:rFonts w:ascii="Arial" w:cs="Arial" w:eastAsia="Arial" w:hAnsi="Arial"/>
-                <w:b w:val="false"/>
-                <w:bCs w:val="false"/>
-                <w:i w:val="false"/>
-                <w:iCs w:val="false"/>
-                <w:color w:val="000000"/>
-                <w:sz w:val="18"/>
-                <w:szCs w:val="18"/>
-              </w:rPr>
-              <w:t xml:space="preserve"/>
-            </w:r>
-          </w:p>
-          <w:p>
-            <w:pPr>
-              <w:spacing w:after="40" w:before="0"/>
-              <w:jc w:val="left"/>
-            </w:pPr>
-            <w:r>
-              <w:rPr>
-                <w:rFonts w:ascii="Arial" w:cs="Arial" w:eastAsia="Arial" w:hAnsi="Arial"/>
-                <w:b w:val="false"/>
-                <w:bCs w:val="false"/>
-                <w:i w:val="false"/>
-                <w:iCs w:val="false"/>
-                <w:color w:val="000000"/>
-                <w:sz w:val="18"/>
-                <w:szCs w:val="18"/>
-              </w:rPr>
-              <w:t xml:space="preserve">So the ferry landed 24 km south of its intended destination — a significant and dangerous miss that explains the delay and confusion for hundreds of passengers and traders.</w:t>
-            </w:r>
-          </w:p>
-          <w:p>
-            <w:pPr>
-              <w:spacing w:after="40" w:before="0"/>
-              <w:jc w:val="left"/>
-            </w:pPr>
-            <w:r>
-              <w:rPr>
-                <w:rFonts w:ascii="Arial" w:cs="Arial" w:eastAsia="Arial" w:hAnsi="Arial"/>
-                <w:b w:val="false"/>
-                <w:bCs w:val="false"/>
-                <w:i w:val="false"/>
-                <w:iCs w:val="false"/>
-                <w:color w:val="000000"/>
-                <w:sz w:val="18"/>
-                <w:szCs w:val="18"/>
-              </w:rPr>
-              <w:t xml:space="preserve"/>
-            </w:r>
-          </w:p>
-          <w:p>
-            <w:pPr>
-              <w:spacing w:after="40" w:before="0"/>
-              <w:jc w:val="left"/>
-            </w:pPr>
-            <w:r>
-              <w:rPr>
-                <w:rFonts w:ascii="Arial" w:cs="Arial" w:eastAsia="Arial" w:hAnsi="Arial"/>
-                <w:b w:val="false"/>
-                <w:bCs w:val="false"/>
-                <w:i w:val="false"/>
-                <w:iCs w:val="false"/>
-                <w:color w:val="000000"/>
-                <w:sz w:val="18"/>
-                <w:szCs w:val="18"/>
-              </w:rPr>
-              <w:t xml:space="preserve">PART B — What heading should the captain use next time?</w:t>
-            </w:r>
-          </w:p>
-          <w:p>
-            <w:pPr>
-              <w:spacing w:after="40" w:before="0"/>
-              <w:jc w:val="left"/>
-            </w:pPr>
-            <w:r>
-              <w:rPr>
-                <w:rFonts w:ascii="Arial" w:cs="Arial" w:eastAsia="Arial" w:hAnsi="Arial"/>
-                <w:b w:val="false"/>
-                <w:bCs w:val="false"/>
-                <w:i w:val="false"/>
-                <w:iCs w:val="false"/>
-                <w:color w:val="000000"/>
-                <w:sz w:val="18"/>
-                <w:szCs w:val="18"/>
-              </w:rPr>
-              <w:t xml:space="preserve">To cancel the 8 km/h southward current, the captain must aim the engine slightly NORTH of east, so that the northward component of the engine velocity exactly cancels the southward current. Let the engine speed remain 20 km/h and let angle α be the angle north of east.</w:t>
-            </w:r>
-          </w:p>
-          <w:p>
-            <w:pPr>
-              <w:spacing w:after="40" w:before="0"/>
-              <w:jc w:val="left"/>
-            </w:pPr>
-            <w:r>
-              <w:rPr>
-                <w:rFonts w:ascii="Arial" w:cs="Arial" w:eastAsia="Arial" w:hAnsi="Arial"/>
-                <w:b w:val="false"/>
-                <w:bCs w:val="false"/>
-                <w:i w:val="false"/>
-                <w:iCs w:val="false"/>
-                <w:color w:val="000000"/>
-                <w:sz w:val="18"/>
-                <w:szCs w:val="18"/>
-              </w:rPr>
-              <w:t xml:space="preserve"/>
-            </w:r>
-          </w:p>
-          <w:p>
-            <w:pPr>
-              <w:spacing w:after="40" w:before="0"/>
-              <w:jc w:val="left"/>
-            </w:pPr>
-            <w:r>
-              <w:rPr>
-                <w:rFonts w:ascii="Arial" w:cs="Arial" w:eastAsia="Arial" w:hAnsi="Arial"/>
-                <w:b w:val="false"/>
-                <w:bCs w:val="false"/>
-                <w:i w:val="false"/>
-                <w:iCs w:val="false"/>
-                <w:color w:val="000000"/>
-                <w:sz w:val="18"/>
-                <w:szCs w:val="18"/>
-              </w:rPr>
-              <w:t xml:space="preserve">For the northward component to cancel the current:</w:t>
-            </w:r>
-          </w:p>
-          <w:p>
-            <w:pPr>
-              <w:spacing w:after="40" w:before="0"/>
-              <w:jc w:val="left"/>
-            </w:pPr>
-            <w:r>
-              <w:rPr>
-                <w:rFonts w:ascii="Arial" w:cs="Arial" w:eastAsia="Arial" w:hAnsi="Arial"/>
-                <w:b w:val="false"/>
-                <w:bCs w:val="false"/>
-                <w:i w:val="false"/>
-                <w:iCs w:val="false"/>
-                <w:color w:val="000000"/>
-                <w:sz w:val="18"/>
-                <w:szCs w:val="18"/>
-              </w:rPr>
-              <w:t xml:space="preserve">  20 × sin α = 8</w:t>
-            </w:r>
-          </w:p>
-          <w:p>
-            <w:pPr>
-              <w:spacing w:after="40" w:before="0"/>
-              <w:jc w:val="left"/>
-            </w:pPr>
-            <w:r>
-              <w:rPr>
-                <w:rFonts w:ascii="Arial" w:cs="Arial" w:eastAsia="Arial" w:hAnsi="Arial"/>
-                <w:b w:val="false"/>
-                <w:bCs w:val="false"/>
-                <w:i w:val="false"/>
-                <w:iCs w:val="false"/>
-                <w:color w:val="000000"/>
-                <w:sz w:val="18"/>
-                <w:szCs w:val="18"/>
-              </w:rPr>
-              <w:t xml:space="preserve">  sin α = 8/20 = 0.4</w:t>
-            </w:r>
-          </w:p>
-          <w:p>
-            <w:pPr>
-              <w:spacing w:after="40" w:before="0"/>
-              <w:jc w:val="left"/>
-            </w:pPr>
-            <w:r>
-              <w:rPr>
-                <w:rFonts w:ascii="Arial" w:cs="Arial" w:eastAsia="Arial" w:hAnsi="Arial"/>
-                <w:b w:val="false"/>
-                <w:bCs w:val="false"/>
-                <w:i w:val="false"/>
-                <w:iCs w:val="false"/>
-                <w:color w:val="000000"/>
-                <w:sz w:val="18"/>
-                <w:szCs w:val="18"/>
-              </w:rPr>
-              <w:t xml:space="preserve">  α = sin⁻¹(0.4) ≈ 23.6° north of east  (i.e., a bearing of approximately 066.4°)</w:t>
-            </w:r>
-          </w:p>
-          <w:p>
-            <w:pPr>
-              <w:spacing w:after="40" w:before="0"/>
-              <w:jc w:val="left"/>
-            </w:pPr>
-            <w:r>
-              <w:rPr>
-                <w:rFonts w:ascii="Arial" w:cs="Arial" w:eastAsia="Arial" w:hAnsi="Arial"/>
-                <w:b w:val="false"/>
-                <w:bCs w:val="false"/>
-                <w:i w:val="false"/>
-                <w:iCs w:val="false"/>
-                <w:color w:val="000000"/>
-                <w:sz w:val="18"/>
-                <w:szCs w:val="18"/>
-              </w:rPr>
-              <w:t xml:space="preserve"/>
-            </w:r>
-          </w:p>
-          <w:p>
-            <w:pPr>
-              <w:spacing w:after="40" w:before="0"/>
-              <w:jc w:val="left"/>
-            </w:pPr>
-            <w:r>
-              <w:rPr>
-                <w:rFonts w:ascii="Arial" w:cs="Arial" w:eastAsia="Arial" w:hAnsi="Arial"/>
-                <w:b w:val="false"/>
-                <w:bCs w:val="false"/>
-                <w:i w:val="false"/>
-                <w:iCs w:val="false"/>
-                <w:color w:val="000000"/>
-                <w:sz w:val="18"/>
-                <w:szCs w:val="18"/>
-              </w:rPr>
-              <w:t xml:space="preserve">The effective eastward speed then becomes:</w:t>
-            </w:r>
-          </w:p>
-          <w:p>
-            <w:pPr>
-              <w:spacing w:after="40" w:before="0"/>
-              <w:jc w:val="left"/>
-            </w:pPr>
-            <w:r>
-              <w:rPr>
-                <w:rFonts w:ascii="Arial" w:cs="Arial" w:eastAsia="Arial" w:hAnsi="Arial"/>
-                <w:b w:val="false"/>
-                <w:bCs w:val="false"/>
-                <w:i w:val="false"/>
-                <w:iCs w:val="false"/>
-                <w:color w:val="000000"/>
-                <w:sz w:val="18"/>
-                <w:szCs w:val="18"/>
-              </w:rPr>
-              <w:t xml:space="preserve">  Eastward component = 20 × cos(23.6°) = 20 × 0.917 ≈ 18.3 km/h</w:t>
-            </w:r>
-          </w:p>
-          <w:p>
-            <w:pPr>
-              <w:spacing w:after="40" w:before="0"/>
-              <w:jc w:val="left"/>
-            </w:pPr>
-            <w:r>
-              <w:rPr>
-                <w:rFonts w:ascii="Arial" w:cs="Arial" w:eastAsia="Arial" w:hAnsi="Arial"/>
-                <w:b w:val="false"/>
-                <w:bCs w:val="false"/>
-                <w:i w:val="false"/>
-                <w:iCs w:val="false"/>
-                <w:color w:val="000000"/>
-                <w:sz w:val="18"/>
-                <w:szCs w:val="18"/>
-              </w:rPr>
-              <w:t xml:space="preserve"/>
-            </w:r>
-          </w:p>
-          <w:p>
-            <w:pPr>
-              <w:spacing w:after="40" w:before="0"/>
-              <w:jc w:val="left"/>
-            </w:pPr>
-            <w:r>
-              <w:rPr>
-                <w:rFonts w:ascii="Arial" w:cs="Arial" w:eastAsia="Arial" w:hAnsi="Arial"/>
-                <w:b w:val="false"/>
-                <w:bCs w:val="false"/>
-                <w:i w:val="false"/>
-                <w:iCs w:val="false"/>
-                <w:color w:val="000000"/>
-                <w:sz w:val="18"/>
-                <w:szCs w:val="18"/>
-              </w:rPr>
-              <w:t xml:space="preserve">Resultant with current:</w:t>
-            </w:r>
-          </w:p>
-          <w:p>
-            <w:pPr>
-              <w:spacing w:after="40" w:before="0"/>
-              <w:jc w:val="left"/>
-            </w:pPr>
-            <w:r>
-              <w:rPr>
-                <w:rFonts w:ascii="Arial" w:cs="Arial" w:eastAsia="Arial" w:hAnsi="Arial"/>
-                <w:b w:val="false"/>
-                <w:bCs w:val="false"/>
-                <w:i w:val="false"/>
-                <w:iCs w:val="false"/>
-                <w:color w:val="000000"/>
-                <w:sz w:val="18"/>
-                <w:szCs w:val="18"/>
-              </w:rPr>
-              <w:t xml:space="preserve">  **R** = (18.3, 8) + (0, −8) = (18.3, 0) ✓</w:t>
-            </w:r>
-          </w:p>
-          <w:p>
-            <w:pPr>
-              <w:spacing w:after="40" w:before="0"/>
-              <w:jc w:val="left"/>
-            </w:pPr>
-            <w:r>
-              <w:rPr>
-                <w:rFonts w:ascii="Arial" w:cs="Arial" w:eastAsia="Arial" w:hAnsi="Arial"/>
-                <w:b w:val="false"/>
-                <w:bCs w:val="false"/>
-                <w:i w:val="false"/>
-                <w:iCs w:val="false"/>
-                <w:color w:val="000000"/>
-                <w:sz w:val="18"/>
-                <w:szCs w:val="18"/>
-              </w:rPr>
-              <w:t xml:space="preserve"/>
-            </w:r>
-          </w:p>
-          <w:p>
-            <w:pPr>
-              <w:spacing w:after="40" w:before="0"/>
-              <w:jc w:val="left"/>
-            </w:pPr>
-            <w:r>
-              <w:rPr>
-                <w:rFonts w:ascii="Arial" w:cs="Arial" w:eastAsia="Arial" w:hAnsi="Arial"/>
-                <w:b w:val="false"/>
-                <w:bCs w:val="false"/>
-                <w:i w:val="false"/>
-                <w:iCs w:val="false"/>
-                <w:color w:val="000000"/>
-                <w:sz w:val="18"/>
-                <w:szCs w:val="18"/>
-              </w:rPr>
-              <w:t xml:space="preserve">The ferry now travels due east at 18.3 km/h and will land exactly at Mbita — slightly slower than before, but precisely on target.</w:t>
-            </w:r>
-          </w:p>
-          <w:p>
-            <w:pPr>
-              <w:spacing w:after="40" w:before="0"/>
-              <w:jc w:val="left"/>
-            </w:pPr>
-            <w:r>
-              <w:rPr>
-                <w:rFonts w:ascii="Arial" w:cs="Arial" w:eastAsia="Arial" w:hAnsi="Arial"/>
-                <w:b w:val="false"/>
-                <w:bCs w:val="false"/>
-                <w:i w:val="false"/>
-                <w:iCs w:val="false"/>
-                <w:color w:val="000000"/>
-                <w:sz w:val="18"/>
-                <w:szCs w:val="18"/>
-              </w:rPr>
-              <w:t xml:space="preserve"/>
-            </w:r>
-          </w:p>
-          <w:p>
-            <w:pPr>
-              <w:spacing w:after="40" w:before="0"/>
-              <w:jc w:val="left"/>
-            </w:pPr>
-            <w:r>
-              <w:rPr>
-                <w:rFonts w:ascii="Arial" w:cs="Arial" w:eastAsia="Arial" w:hAnsi="Arial"/>
-                <w:b w:val="false"/>
-                <w:bCs w:val="false"/>
-                <w:i w:val="false"/>
-                <w:iCs w:val="false"/>
-                <w:color w:val="000000"/>
-                <w:sz w:val="18"/>
-                <w:szCs w:val="18"/>
-              </w:rPr>
-              <w:t xml:space="preserve">New crossing time = 60 ÷ 18.3 ≈ 3.28 hours (about 3 hours 17 minutes) — a small time cost for arriving at the correct destination.</w:t>
-            </w:r>
-          </w:p>
-          <w:p>
-            <w:pPr>
-              <w:spacing w:after="40" w:before="0"/>
-              <w:jc w:val="left"/>
-            </w:pPr>
-            <w:r>
-              <w:rPr>
-                <w:rFonts w:ascii="Arial" w:cs="Arial" w:eastAsia="Arial" w:hAnsi="Arial"/>
-                <w:b w:val="false"/>
-                <w:bCs w:val="false"/>
-                <w:i w:val="false"/>
-                <w:iCs w:val="false"/>
-                <w:color w:val="000000"/>
-                <w:sz w:val="18"/>
-                <w:szCs w:val="18"/>
-              </w:rPr>
-              <w:t xml:space="preserve"/>
-            </w:r>
-          </w:p>
-          <w:p>
-            <w:pPr>
-              <w:spacing w:after="40" w:before="0"/>
-              <w:jc w:val="left"/>
-            </w:pPr>
-            <w:r>
-              <w:rPr>
-                <w:rFonts w:ascii="Arial" w:cs="Arial" w:eastAsia="Arial" w:hAnsi="Arial"/>
-                <w:b w:val="false"/>
-                <w:bCs w:val="false"/>
-                <w:i w:val="false"/>
-                <w:iCs w:val="false"/>
-                <w:color w:val="000000"/>
-                <w:sz w:val="18"/>
-                <w:szCs w:val="18"/>
-              </w:rPr>
-              <w:t xml:space="preserve">[DIAGRAM: Draw the corrected engine vector at angle 23.6° north of east. Draw the southward current vector from its head. Show the resultant as a horizontal arrow pointing due east. Label all angles, magnitudes, and directions.]</w:t>
-            </w:r>
-          </w:p>
-          <w:p>
-            <w:pPr>
-              <w:spacing w:after="40" w:before="0"/>
-              <w:jc w:val="left"/>
-            </w:pPr>
-            <w:r>
-              <w:rPr>
-                <w:rFonts w:ascii="Arial" w:cs="Arial" w:eastAsia="Arial" w:hAnsi="Arial"/>
-                <w:b w:val="false"/>
-                <w:bCs w:val="false"/>
-                <w:i w:val="false"/>
-                <w:iCs w:val="false"/>
-                <w:color w:val="000000"/>
-                <w:sz w:val="18"/>
-                <w:szCs w:val="18"/>
-              </w:rPr>
-              <w:t xml:space="preserve"/>
-            </w:r>
-          </w:p>
-          <w:p>
-            <w:pPr>
-              <w:spacing w:after="40" w:before="0"/>
-              <w:jc w:val="left"/>
-            </w:pPr>
-            <w:r>
-              <w:rPr>
-                <w:rFonts w:ascii="Arial" w:cs="Arial" w:eastAsia="Arial" w:hAnsi="Arial"/>
-                <w:b w:val="false"/>
-                <w:bCs w:val="false"/>
-                <w:i w:val="false"/>
-                <w:iCs w:val="false"/>
-                <w:color w:val="000000"/>
-                <w:sz w:val="18"/>
-                <w:szCs w:val="18"/>
-              </w:rPr>
-              <w:t xml:space="preserve">RECOMMENDATION TO THE CAPTAIN:</w:t>
-            </w:r>
-          </w:p>
-          <w:p>
-            <w:pPr>
-              <w:spacing w:after="40" w:before="0"/>
-              <w:jc w:val="left"/>
-            </w:pPr>
-            <w:r>
-              <w:rPr>
-                <w:rFonts w:ascii="Arial" w:cs="Arial" w:eastAsia="Arial" w:hAnsi="Arial"/>
-                <w:b w:val="false"/>
-                <w:bCs w:val="false"/>
-                <w:i w:val="false"/>
-                <w:iCs w:val="false"/>
-                <w:color w:val="000000"/>
-                <w:sz w:val="18"/>
-                <w:szCs w:val="18"/>
-              </w:rPr>
-              <w:t xml:space="preserve">Dear Captain, a speed dial tells you how hard your engine is pushing — but it cannot tell you where you will end up, because it ignores every other force acting on your vessel. Vectors give you the complete picture: magnitude AND direction for every force. By calculating the resultant of your engine thrust and the lake current BEFORE you depart, you can set a corrected heading that guarantees arrival at Mbita every single time, regardless of how strong or which way the current flows. Mathematics does not replace your experience — it sharpens it, turning guesswork into certainty. Every navigator on Lake Victoria who understands resultant vectors carries a tool more reliable than any instrument on the dashboard.</w:t>
+                <w:i/>
+                <w:iCs/>
+                <w:color w:val="808080"/>
+                <w:sz w:val="18"/>
+                <w:szCs w:val="18"/>
+              </w:rPr>
+              <w:t xml:space="preserve">Write your answer here:</w:t>
             </w:r>
           </w:p>
         </w:tc>
@@ -2918,7 +1299,7 @@
                 <w:sz w:val="18"/>
                 <w:szCs w:val="18"/>
               </w:rPr>
-              <w:t xml:space="preserve">Conceptual Understanding of Vectors vs. Scalars</w:t>
+              <w:t xml:space="preserve">Scalar and vector reasoning</w:t>
             </w:r>
           </w:p>
         </w:tc>
@@ -2950,7 +1331,7 @@
                 <w:sz w:val="18"/>
                 <w:szCs w:val="18"/>
               </w:rPr>
-              <w:t xml:space="preserve">Clearly and accurately distinguishes vectors from scalars with precise definitions. Provides three or more correct, Kenya-relevant examples of each. Correctly uses the terms magnitude and direction throughout, and explicitly links the distinction to why the ferry missed Mbita.</w:t>
+              <w:t xml:space="preserve">Correctly classifies quantities as scalars or vectors with clear reasons, and explains fully how treating velocity as a scalar caused the ferry to miss Mbita.</w:t>
             </w:r>
           </w:p>
         </w:tc>
@@ -2982,7 +1363,7 @@
                 <w:sz w:val="18"/>
                 <w:szCs w:val="18"/>
               </w:rPr>
-              <w:t xml:space="preserve">Correctly defines vectors and scalars and gives at least two examples of each. Uses magnitude and direction appropriately in most of the explanation. Connection to the ferry phenomenon is present but may lack depth.</w:t>
+              <w:t xml:space="preserve">Classifies most quantities correctly and gives a reasonable explanation of why direction matters in the ferry story.</w:t>
             </w:r>
           </w:p>
         </w:tc>
@@ -3014,7 +1395,7 @@
                 <w:sz w:val="18"/>
                 <w:szCs w:val="18"/>
               </w:rPr>
-              <w:t xml:space="preserve">Attempts to distinguish vectors from scalars but definitions are incomplete or contain errors. Fewer than two examples are given, or examples are incorrect. The link between the scalar/vector distinction and the ferry phenomenon is unclear or missing.</w:t>
+              <w:t xml:space="preserve">Confuses scalars and vectors or does not link direction to the ferry missing Mbita.</w:t>
             </w:r>
           </w:p>
         </w:tc>
@@ -3048,7 +1429,7 @@
                 <w:sz w:val="18"/>
                 <w:szCs w:val="18"/>
               </w:rPr>
-              <w:t xml:space="preserve">Vector Representation and Notation</w:t>
+              <w:t xml:space="preserve">Vector representation and addition</w:t>
             </w:r>
           </w:p>
         </w:tc>
@@ -3080,7 +1461,7 @@
                 <w:sz w:val="18"/>
                 <w:szCs w:val="18"/>
               </w:rPr>
-              <w:t xml:space="preserve">Uses at least two correct forms of vector notation (e.g., column vectors, bold/arrow notation, bearings). Draws a clearly labelled vector diagram with correct relative lengths, directions, arrowheads, a scale, and a compass reference. All notation is consistent and error-free.</w:t>
+              <w:t xml:space="preserve">Writes all column and position vectors with correct signs, adds them accurately, and explains both triangle and parallelogram laws.</w:t>
             </w:r>
           </w:p>
         </w:tc>
@@ -3112,7 +1493,7 @@
                 <w:sz w:val="18"/>
                 <w:szCs w:val="18"/>
               </w:rPr>
-              <w:t xml:space="preserve">Uses one correct form of vector notation and draws a diagram that is mostly accurate. The diagram includes labels and arrowheads but may be missing a scale or compass reference. Minor notation inconsistencies are present.</w:t>
+              <w:t xml:space="preserve">Writes and adds the column vectors correctly with minor sign or explanation slips.</w:t>
             </w:r>
           </w:p>
         </w:tc>
@@ -3144,7 +1525,7 @@
                 <w:sz w:val="18"/>
                 <w:szCs w:val="18"/>
               </w:rPr>
-              <w:t xml:space="preserve">Attempts vector notation or a diagram but with significant errors in direction, length, or labelling. Vector arrows may be missing arrowheads or labels. Notation is inconsistent or confused with scalar notation.</w:t>
+              <w:t xml:space="preserve">Makes frequent errors in column vector signs or addition, or cannot describe the addition laws.</w:t>
             </w:r>
           </w:p>
         </w:tc>
@@ -3178,7 +1559,7 @@
                 <w:sz w:val="18"/>
                 <w:szCs w:val="18"/>
               </w:rPr>
-              <w:t xml:space="preserve">Vector Addition and Resultant Calculation</w:t>
+              <w:t xml:space="preserve">Magnitude, direction and calculation</w:t>
             </w:r>
           </w:p>
         </w:tc>
@@ -3210,7 +1591,7 @@
                 <w:sz w:val="18"/>
                 <w:szCs w:val="18"/>
               </w:rPr>
-              <w:t xml:space="preserve">Correctly states and applies at least one law of vector addition (triangle or parallelogram). Adds the ferry vectors accurately using column vectors. Calculates the resultant magnitude using Pythagoras' theorem with correct working and a correct answer (≈ 21.5 km/h). Calculates the true direction using tan ratio with correct working (≈ 21.8°).</w:t>
+              <w:t xml:space="preserve">Uses Pythagoras and arctan accurately with units and sensible rounding (about 21.5 km/h, 21.8° south of east, 24 km drift, 23.6° correction), and explains why 20 + 8 is wrong.</w:t>
             </w:r>
           </w:p>
         </w:tc>
@@ -3242,7 +1623,7 @@
                 <w:sz w:val="18"/>
                 <w:szCs w:val="18"/>
               </w:rPr>
-              <w:t xml:space="preserve">Correctly adds the ferry vectors and obtains the right resultant column vector. Applies Pythagoras' theorem with mostly correct working. May make a minor arithmetic error in the magnitude or direction calculation but the method is sound.</w:t>
+              <w:t xml:space="preserve">Calculates most values correctly with working shown, with small rounding or unit errors.</w:t>
             </w:r>
           </w:p>
         </w:tc>
@@ -3274,7 +1655,7 @@
                 <w:sz w:val="18"/>
                 <w:szCs w:val="18"/>
               </w:rPr>
-              <w:t xml:space="preserve">Attempts vector addition but makes errors in combining components (e.g., adds magnitudes as scalars). Attempts Pythagoras' theorem but sets it up incorrectly or reaches a wrong answer without showing the error in method. Direction calculation is missing or incorrect.</w:t>
+              <w:t xml:space="preserve">Cannot set up the right-angled triangle or calculate magnitude and angle correctly.</w:t>
             </w:r>
           </w:p>
         </w:tc>
@@ -3308,7 +1689,7 @@
                 <w:sz w:val="18"/>
                 <w:szCs w:val="18"/>
               </w:rPr>
-              <w:t xml:space="preserve">Application: Solving the Navigation Problem</w:t>
+              <w:t xml:space="preserve">Correction and scalar multiplication</w:t>
             </w:r>
           </w:p>
         </w:tc>
@@ -3340,7 +1721,7 @@
                 <w:sz w:val="18"/>
                 <w:szCs w:val="18"/>
               </w:rPr>
-              <w:t xml:space="preserve">Correctly calculates the southward drift (24 km) with full working. Correctly sets up and solves the corrected heading problem using trigonometry (sin ratio), finds α ≈ 23.6° north of east, and verifies the resultant is due east. Recommendation to the captain is clear, mathematically grounded, and written in accessible language.</w:t>
+              <w:t xml:space="preserve">Explains subtraction of position vectors, the negative and zero vector, and parallel scalar multiples, and applies them correctly to the corrected heading and doubled current.</w:t>
             </w:r>
           </w:p>
         </w:tc>
@@ -3372,7 +1753,7 @@
                 <w:sz w:val="18"/>
                 <w:szCs w:val="18"/>
               </w:rPr>
-              <w:t xml:space="preserve">Correctly calculates the drift or the corrected heading (but not necessarily both with full working). The approach to the corrected heading is mathematically sound even if a minor arithmetic error occurs. Recommendation is present and generally accurate.</w:t>
+              <w:t xml:space="preserve">Applies most of these ideas correctly with some gaps in explanation.</w:t>
             </w:r>
           </w:p>
         </w:tc>
@@ -3404,7 +1785,7 @@
                 <w:sz w:val="18"/>
                 <w:szCs w:val="18"/>
               </w:rPr>
-              <w:t xml:space="preserve">Attempts the drift calculation or the corrected heading but with significant method errors (e.g., using the wrong trigonometric ratio, or not accounting for the current in the resultant). Recommendation to the captain is vague or missing a mathematical basis.</w:t>
+              <w:t xml:space="preserve">Does not connect subtraction or scalar multiplication to correcting the ferry's course.</w:t>
             </w:r>
           </w:p>
         </w:tc>
@@ -3438,7 +1819,7 @@
                 <w:sz w:val="18"/>
                 <w:szCs w:val="18"/>
               </w:rPr>
-              <w:t xml:space="preserve">Mathematical Communication and Use of Vocabulary</w:t>
+              <w:t xml:space="preserve">Communication and link to the driving question</w:t>
             </w:r>
           </w:p>
         </w:tc>
@@ -3470,7 +1851,7 @@
                 <w:sz w:val="18"/>
                 <w:szCs w:val="18"/>
               </w:rPr>
-              <w:t xml:space="preserve">Uses all key unit vocabulary correctly and consistently throughout: vector, scalar, magnitude, direction, resultant, displacement, velocity, column vector, bearing, triangle law / parallelogram law, zero vector, negative vector, equal vectors. Writing is clear, logically structured, and accessible to a fellow Grade 10 student. Diagrams and calculations are integrated into the explanation rather than added separately.</w:t>
+              <w:t xml:space="preserve">Writes a clear, connected answer to the driving question using correct vocabulary, labelled diagrams and Kenyan context.</w:t>
             </w:r>
           </w:p>
         </w:tc>
@@ -3502,7 +1883,7 @@
                 <w:sz w:val="18"/>
                 <w:szCs w:val="18"/>
               </w:rPr>
-              <w:t xml:space="preserve">Uses most key vocabulary correctly with occasional omissions or minor misuse. The explanation is generally clear and logically ordered. Diagrams and calculations are present and mostly integrated into the written explanation.</w:t>
+              <w:t xml:space="preserve">Answers the driving question with mostly correct vocabulary and some connection of ideas.</w:t>
             </w:r>
           </w:p>
         </w:tc>
@@ -3534,7 +1915,7 @@
                 <w:sz w:val="18"/>
                 <w:szCs w:val="18"/>
               </w:rPr>
-              <w:t xml:space="preserve">Uses fewer than half of the key vocabulary terms, or uses several terms incorrectly. The explanation lacks clear structure and may be difficult for a fellow student to follow. Diagrams or calculations are absent or disconnected from the written explanation.</w:t>
+              <w:t xml:space="preserve">Answer is incomplete or lists facts without linking them to the ferry phenomenon.</w:t>
             </w:r>
           </w:p>
         </w:tc>
@@ -3658,7 +2039,7 @@
         </w:rPr>
         <w:t xml:space="preserve">© 2026 SeaVuria and ARES. This work is licensed under a </w:t>
       </w:r>
-      <w:hyperlink w:history="1" r:id="rIdm6xh8pydzakipmpjvsw4r">
+      <w:hyperlink w:history="1" r:id="rIdjluzpgjqudqvs76aa-ghw">
         <w:r>
           <w:rPr>
             <w:rFonts w:ascii="Arial" w:cs="Arial" w:eastAsia="Arial" w:hAnsi="Arial"/>
@@ -3678,7 +2059,7 @@
         </w:rPr>
         <w:t xml:space="preserve"> (</w:t>
       </w:r>
-      <w:hyperlink w:history="1" r:id="rIdsfdcd0cindk17rkosdn6f">
+      <w:hyperlink w:history="1" r:id="rId1qaldwqzsk5vgvzsj_wyu">
         <w:r>
           <w:rPr>
             <w:rFonts w:ascii="Arial" w:cs="Arial" w:eastAsia="Arial" w:hAnsi="Arial"/>
@@ -3698,7 +2079,7 @@
         </w:rPr>
         <w:t xml:space="preserve">). To view a copy of this license, visit </w:t>
       </w:r>
-      <w:hyperlink w:history="1" r:id="rId6uzg0ibhtbydlbmai3_8z">
+      <w:hyperlink w:history="1" r:id="rId4lj5p7-rqebimk8hh06py">
         <w:r>
           <w:rPr>
             <w:rFonts w:ascii="Arial" w:cs="Arial" w:eastAsia="Arial" w:hAnsi="Arial"/>

--- a/data/outputs/v2/Maths/SS3.3_Vectors_I/Mathematics_Vectors_I_FinalExplanation.docx
+++ b/data/outputs/v2/Maths/SS3.3_Vectors_I/Mathematics_Vectors_I_FinalExplanation.docx
@@ -2039,7 +2039,7 @@
         </w:rPr>
         <w:t xml:space="preserve">© 2026 SeaVuria and ARES. This work is licensed under a </w:t>
       </w:r>
-      <w:hyperlink w:history="1" r:id="rIdjluzpgjqudqvs76aa-ghw">
+      <w:hyperlink w:history="1" r:id="rIdefpidrp5mtsjbcqxmfq4h">
         <w:r>
           <w:rPr>
             <w:rFonts w:ascii="Arial" w:cs="Arial" w:eastAsia="Arial" w:hAnsi="Arial"/>
@@ -2059,7 +2059,7 @@
         </w:rPr>
         <w:t xml:space="preserve"> (</w:t>
       </w:r>
-      <w:hyperlink w:history="1" r:id="rId1qaldwqzsk5vgvzsj_wyu">
+      <w:hyperlink w:history="1" r:id="rIdhgyj4ucvkjexx4rljyx9y">
         <w:r>
           <w:rPr>
             <w:rFonts w:ascii="Arial" w:cs="Arial" w:eastAsia="Arial" w:hAnsi="Arial"/>
@@ -2079,7 +2079,7 @@
         </w:rPr>
         <w:t xml:space="preserve">). To view a copy of this license, visit </w:t>
       </w:r>
-      <w:hyperlink w:history="1" r:id="rId4lj5p7-rqebimk8hh06py">
+      <w:hyperlink w:history="1" r:id="rIdpeomcb-dhb9i0rh2meqhl">
         <w:r>
           <w:rPr>
             <w:rFonts w:ascii="Arial" w:cs="Arial" w:eastAsia="Arial" w:hAnsi="Arial"/>

--- a/data/outputs/v2/Maths/SS3.3_Vectors_I/Mathematics_Vectors_I_FinalExplanation.docx
+++ b/data/outputs/v2/Maths/SS3.3_Vectors_I/Mathematics_Vectors_I_FinalExplanation.docx
@@ -2039,7 +2039,7 @@
         </w:rPr>
         <w:t xml:space="preserve">© 2026 SeaVuria and ARES. This work is licensed under a </w:t>
       </w:r>
-      <w:hyperlink w:history="1" r:id="rIdefpidrp5mtsjbcqxmfq4h">
+      <w:hyperlink w:history="1" r:id="rIdp5yp82877u_j2j-zmgept">
         <w:r>
           <w:rPr>
             <w:rFonts w:ascii="Arial" w:cs="Arial" w:eastAsia="Arial" w:hAnsi="Arial"/>
@@ -2059,7 +2059,7 @@
         </w:rPr>
         <w:t xml:space="preserve"> (</w:t>
       </w:r>
-      <w:hyperlink w:history="1" r:id="rIdhgyj4ucvkjexx4rljyx9y">
+      <w:hyperlink w:history="1" r:id="rIdmudfo5h0cga_tnssldvny">
         <w:r>
           <w:rPr>
             <w:rFonts w:ascii="Arial" w:cs="Arial" w:eastAsia="Arial" w:hAnsi="Arial"/>
@@ -2079,7 +2079,7 @@
         </w:rPr>
         <w:t xml:space="preserve">). To view a copy of this license, visit </w:t>
       </w:r>
-      <w:hyperlink w:history="1" r:id="rIdpeomcb-dhb9i0rh2meqhl">
+      <w:hyperlink w:history="1" r:id="rIdyswp2j0o_j2ilezytbpba">
         <w:r>
           <w:rPr>
             <w:rFonts w:ascii="Arial" w:cs="Arial" w:eastAsia="Arial" w:hAnsi="Arial"/>

--- a/data/outputs/v2/Maths/SS3.3_Vectors_I/Mathematics_Vectors_I_FinalExplanation.docx
+++ b/data/outputs/v2/Maths/SS3.3_Vectors_I/Mathematics_Vectors_I_FinalExplanation.docx
@@ -2039,7 +2039,7 @@
         </w:rPr>
         <w:t xml:space="preserve">© 2026 SeaVuria and ARES. This work is licensed under a </w:t>
       </w:r>
-      <w:hyperlink w:history="1" r:id="rIdp5yp82877u_j2j-zmgept">
+      <w:hyperlink w:history="1" r:id="rId-kihq2qzdek0qkwoytbwn">
         <w:r>
           <w:rPr>
             <w:rFonts w:ascii="Arial" w:cs="Arial" w:eastAsia="Arial" w:hAnsi="Arial"/>
@@ -2059,7 +2059,7 @@
         </w:rPr>
         <w:t xml:space="preserve"> (</w:t>
       </w:r>
-      <w:hyperlink w:history="1" r:id="rIdmudfo5h0cga_tnssldvny">
+      <w:hyperlink w:history="1" r:id="rIdzpnexqssryv4iyvifazvz">
         <w:r>
           <w:rPr>
             <w:rFonts w:ascii="Arial" w:cs="Arial" w:eastAsia="Arial" w:hAnsi="Arial"/>
@@ -2079,7 +2079,7 @@
         </w:rPr>
         <w:t xml:space="preserve">). To view a copy of this license, visit </w:t>
       </w:r>
-      <w:hyperlink w:history="1" r:id="rIdyswp2j0o_j2ilezytbpba">
+      <w:hyperlink w:history="1" r:id="rIdvl4mis81323gslbvydt1h">
         <w:r>
           <w:rPr>
             <w:rFonts w:ascii="Arial" w:cs="Arial" w:eastAsia="Arial" w:hAnsi="Arial"/>

--- a/data/outputs/v2/Maths/SS3.3_Vectors_I/Mathematics_Vectors_I_FinalExplanation.docx
+++ b/data/outputs/v2/Maths/SS3.3_Vectors_I/Mathematics_Vectors_I_FinalExplanation.docx
@@ -2039,7 +2039,7 @@
         </w:rPr>
         <w:t xml:space="preserve">© 2026 SeaVuria and ARES. This work is licensed under a </w:t>
       </w:r>
-      <w:hyperlink w:history="1" r:id="rId-kihq2qzdek0qkwoytbwn">
+      <w:hyperlink w:history="1" r:id="rIdlsiou6hxgppaxycgxewus">
         <w:r>
           <w:rPr>
             <w:rFonts w:ascii="Arial" w:cs="Arial" w:eastAsia="Arial" w:hAnsi="Arial"/>
@@ -2059,7 +2059,7 @@
         </w:rPr>
         <w:t xml:space="preserve"> (</w:t>
       </w:r>
-      <w:hyperlink w:history="1" r:id="rIdzpnexqssryv4iyvifazvz">
+      <w:hyperlink w:history="1" r:id="rIdla2qz8whhmkpvy_6lm3hp">
         <w:r>
           <w:rPr>
             <w:rFonts w:ascii="Arial" w:cs="Arial" w:eastAsia="Arial" w:hAnsi="Arial"/>
@@ -2079,7 +2079,7 @@
         </w:rPr>
         <w:t xml:space="preserve">). To view a copy of this license, visit </w:t>
       </w:r>
-      <w:hyperlink w:history="1" r:id="rIdvl4mis81323gslbvydt1h">
+      <w:hyperlink w:history="1" r:id="rIdf_d2rpferavtvj1q5vv3m">
         <w:r>
           <w:rPr>
             <w:rFonts w:ascii="Arial" w:cs="Arial" w:eastAsia="Arial" w:hAnsi="Arial"/>

--- a/data/outputs/v2/Maths/SS3.3_Vectors_I/Mathematics_Vectors_I_FinalExplanation.docx
+++ b/data/outputs/v2/Maths/SS3.3_Vectors_I/Mathematics_Vectors_I_FinalExplanation.docx
@@ -4,6 +4,7 @@
   <w:body>
     <w:p>
       <w:pPr>
+        <w:keepNext w:val="false"/>
         <w:spacing w:after="30" w:before="0"/>
         <w:jc w:val="center"/>
       </w:pPr>
@@ -23,6 +24,7 @@
     </w:p>
     <w:p>
       <w:pPr>
+        <w:keepNext w:val="false"/>
         <w:spacing w:after="60" w:before="0"/>
         <w:jc w:val="center"/>
       </w:pPr>
@@ -81,6 +83,7 @@
           </w:tcPr>
           <w:p>
             <w:pPr>
+              <w:keepNext w:val="false"/>
               <w:spacing w:after="40" w:before="0"/>
               <w:jc w:val="center"/>
             </w:pPr>
@@ -116,6 +119,7 @@
           </w:tcPr>
           <w:p>
             <w:pPr>
+              <w:keepNext w:val="false"/>
               <w:spacing w:after="40" w:before="0"/>
               <w:jc w:val="center"/>
             </w:pPr>
@@ -150,6 +154,7 @@
           </w:tcPr>
           <w:p>
             <w:pPr>
+              <w:keepNext w:val="false"/>
               <w:spacing w:after="40" w:before="0"/>
               <w:jc w:val="left"/>
             </w:pPr>
@@ -182,6 +187,7 @@
           </w:tcPr>
           <w:p>
             <w:pPr>
+              <w:keepNext w:val="false"/>
               <w:spacing w:after="40" w:before="0"/>
               <w:jc w:val="left"/>
             </w:pPr>
@@ -216,6 +222,7 @@
           </w:tcPr>
           <w:p>
             <w:pPr>
+              <w:keepNext w:val="false"/>
               <w:spacing w:after="40" w:before="0"/>
               <w:jc w:val="left"/>
             </w:pPr>
@@ -248,6 +255,7 @@
           </w:tcPr>
           <w:p>
             <w:pPr>
+              <w:keepNext w:val="false"/>
               <w:spacing w:after="40" w:before="0"/>
               <w:jc w:val="left"/>
             </w:pPr>
@@ -282,6 +290,7 @@
           </w:tcPr>
           <w:p>
             <w:pPr>
+              <w:keepNext w:val="false"/>
               <w:spacing w:after="40" w:before="0"/>
               <w:jc w:val="left"/>
             </w:pPr>
@@ -314,6 +323,7 @@
           </w:tcPr>
           <w:p>
             <w:pPr>
+              <w:keepNext w:val="false"/>
               <w:spacing w:after="40" w:before="0"/>
               <w:jc w:val="left"/>
             </w:pPr>
@@ -374,6 +384,7 @@
           </w:tcPr>
           <w:p>
             <w:pPr>
+              <w:keepNext w:val="false"/>
               <w:spacing w:after="40" w:before="0"/>
               <w:jc w:val="center"/>
             </w:pPr>
@@ -408,6 +419,7 @@
           </w:tcPr>
           <w:p>
             <w:pPr>
+              <w:keepNext w:val="false"/>
               <w:spacing w:after="40" w:before="0"/>
               <w:jc w:val="left"/>
             </w:pPr>
@@ -467,6 +479,7 @@
           </w:tcPr>
           <w:p>
             <w:pPr>
+              <w:keepNext/>
               <w:spacing w:after="40" w:before="0"/>
               <w:jc w:val="center"/>
             </w:pPr>
@@ -501,6 +514,7 @@
           </w:tcPr>
           <w:p>
             <w:pPr>
+              <w:keepNext/>
               <w:spacing w:after="40" w:before="0"/>
               <w:jc w:val="left"/>
             </w:pPr>
@@ -538,6 +552,7 @@
           </w:tcPr>
           <w:p>
             <w:pPr>
+              <w:keepNext w:val="false"/>
               <w:spacing w:after="40" w:before="0"/>
               <w:jc w:val="left"/>
             </w:pPr>
@@ -597,6 +612,7 @@
           </w:tcPr>
           <w:p>
             <w:pPr>
+              <w:keepNext/>
               <w:spacing w:after="40" w:before="0"/>
               <w:jc w:val="center"/>
             </w:pPr>
@@ -631,6 +647,7 @@
           </w:tcPr>
           <w:p>
             <w:pPr>
+              <w:keepNext/>
               <w:spacing w:after="40" w:before="0"/>
               <w:jc w:val="left"/>
             </w:pPr>
@@ -668,6 +685,7 @@
           </w:tcPr>
           <w:p>
             <w:pPr>
+              <w:keepNext w:val="false"/>
               <w:spacing w:after="40" w:before="0"/>
               <w:jc w:val="left"/>
             </w:pPr>
@@ -727,6 +745,7 @@
           </w:tcPr>
           <w:p>
             <w:pPr>
+              <w:keepNext/>
               <w:spacing w:after="40" w:before="0"/>
               <w:jc w:val="center"/>
             </w:pPr>
@@ -761,6 +780,7 @@
           </w:tcPr>
           <w:p>
             <w:pPr>
+              <w:keepNext/>
               <w:spacing w:after="40" w:before="0"/>
               <w:jc w:val="left"/>
             </w:pPr>
@@ -798,6 +818,7 @@
           </w:tcPr>
           <w:p>
             <w:pPr>
+              <w:keepNext w:val="false"/>
               <w:spacing w:after="40" w:before="0"/>
               <w:jc w:val="left"/>
             </w:pPr>
@@ -857,6 +878,7 @@
           </w:tcPr>
           <w:p>
             <w:pPr>
+              <w:keepNext/>
               <w:spacing w:after="40" w:before="0"/>
               <w:jc w:val="center"/>
             </w:pPr>
@@ -891,6 +913,7 @@
           </w:tcPr>
           <w:p>
             <w:pPr>
+              <w:keepNext/>
               <w:spacing w:after="40" w:before="0"/>
               <w:jc w:val="left"/>
             </w:pPr>
@@ -928,6 +951,7 @@
           </w:tcPr>
           <w:p>
             <w:pPr>
+              <w:keepNext w:val="false"/>
               <w:spacing w:after="40" w:before="0"/>
               <w:jc w:val="left"/>
             </w:pPr>
@@ -987,6 +1011,7 @@
           </w:tcPr>
           <w:p>
             <w:pPr>
+              <w:keepNext/>
               <w:spacing w:after="40" w:before="0"/>
               <w:jc w:val="center"/>
             </w:pPr>
@@ -1021,6 +1046,7 @@
           </w:tcPr>
           <w:p>
             <w:pPr>
+              <w:keepNext/>
               <w:spacing w:after="40" w:before="0"/>
               <w:jc w:val="left"/>
             </w:pPr>
@@ -1058,6 +1084,7 @@
           </w:tcPr>
           <w:p>
             <w:pPr>
+              <w:keepNext w:val="false"/>
               <w:spacing w:after="40" w:before="0"/>
               <w:jc w:val="left"/>
             </w:pPr>
@@ -1121,6 +1148,7 @@
           </w:tcPr>
           <w:p>
             <w:pPr>
+              <w:keepNext w:val="false"/>
               <w:spacing w:after="40" w:before="0"/>
               <w:jc w:val="center"/>
             </w:pPr>
@@ -1155,6 +1183,7 @@
           </w:tcPr>
           <w:p>
             <w:pPr>
+              <w:keepNext w:val="false"/>
               <w:spacing w:after="40" w:before="0"/>
               <w:jc w:val="left"/>
             </w:pPr>
@@ -1187,6 +1216,7 @@
           </w:tcPr>
           <w:p>
             <w:pPr>
+              <w:keepNext w:val="false"/>
               <w:spacing w:after="40" w:before="0"/>
               <w:jc w:val="left"/>
             </w:pPr>
@@ -1219,6 +1249,7 @@
           </w:tcPr>
           <w:p>
             <w:pPr>
+              <w:keepNext w:val="false"/>
               <w:spacing w:after="40" w:before="0"/>
               <w:jc w:val="left"/>
             </w:pPr>
@@ -1251,6 +1282,7 @@
           </w:tcPr>
           <w:p>
             <w:pPr>
+              <w:keepNext w:val="false"/>
               <w:spacing w:after="40" w:before="0"/>
               <w:jc w:val="left"/>
             </w:pPr>
@@ -1285,6 +1317,7 @@
           </w:tcPr>
           <w:p>
             <w:pPr>
+              <w:keepNext w:val="false"/>
               <w:spacing w:after="40" w:before="0"/>
               <w:jc w:val="left"/>
             </w:pPr>
@@ -1317,6 +1350,7 @@
           </w:tcPr>
           <w:p>
             <w:pPr>
+              <w:keepNext w:val="false"/>
               <w:spacing w:after="40" w:before="0"/>
               <w:jc w:val="left"/>
             </w:pPr>
@@ -1349,6 +1383,7 @@
           </w:tcPr>
           <w:p>
             <w:pPr>
+              <w:keepNext w:val="false"/>
               <w:spacing w:after="40" w:before="0"/>
               <w:jc w:val="left"/>
             </w:pPr>
@@ -1381,6 +1416,7 @@
           </w:tcPr>
           <w:p>
             <w:pPr>
+              <w:keepNext w:val="false"/>
               <w:spacing w:after="40" w:before="0"/>
               <w:jc w:val="left"/>
             </w:pPr>
@@ -1415,6 +1451,7 @@
           </w:tcPr>
           <w:p>
             <w:pPr>
+              <w:keepNext w:val="false"/>
               <w:spacing w:after="40" w:before="0"/>
               <w:jc w:val="left"/>
             </w:pPr>
@@ -1447,6 +1484,7 @@
           </w:tcPr>
           <w:p>
             <w:pPr>
+              <w:keepNext w:val="false"/>
               <w:spacing w:after="40" w:before="0"/>
               <w:jc w:val="left"/>
             </w:pPr>
@@ -1479,6 +1517,7 @@
           </w:tcPr>
           <w:p>
             <w:pPr>
+              <w:keepNext w:val="false"/>
               <w:spacing w:after="40" w:before="0"/>
               <w:jc w:val="left"/>
             </w:pPr>
@@ -1511,6 +1550,7 @@
           </w:tcPr>
           <w:p>
             <w:pPr>
+              <w:keepNext w:val="false"/>
               <w:spacing w:after="40" w:before="0"/>
               <w:jc w:val="left"/>
             </w:pPr>
@@ -1545,6 +1585,7 @@
           </w:tcPr>
           <w:p>
             <w:pPr>
+              <w:keepNext w:val="false"/>
               <w:spacing w:after="40" w:before="0"/>
               <w:jc w:val="left"/>
             </w:pPr>
@@ -1577,6 +1618,7 @@
           </w:tcPr>
           <w:p>
             <w:pPr>
+              <w:keepNext w:val="false"/>
               <w:spacing w:after="40" w:before="0"/>
               <w:jc w:val="left"/>
             </w:pPr>
@@ -1609,6 +1651,7 @@
           </w:tcPr>
           <w:p>
             <w:pPr>
+              <w:keepNext w:val="false"/>
               <w:spacing w:after="40" w:before="0"/>
               <w:jc w:val="left"/>
             </w:pPr>
@@ -1641,6 +1684,7 @@
           </w:tcPr>
           <w:p>
             <w:pPr>
+              <w:keepNext w:val="false"/>
               <w:spacing w:after="40" w:before="0"/>
               <w:jc w:val="left"/>
             </w:pPr>
@@ -1675,6 +1719,7 @@
           </w:tcPr>
           <w:p>
             <w:pPr>
+              <w:keepNext w:val="false"/>
               <w:spacing w:after="40" w:before="0"/>
               <w:jc w:val="left"/>
             </w:pPr>
@@ -1707,6 +1752,7 @@
           </w:tcPr>
           <w:p>
             <w:pPr>
+              <w:keepNext w:val="false"/>
               <w:spacing w:after="40" w:before="0"/>
               <w:jc w:val="left"/>
             </w:pPr>
@@ -1739,6 +1785,7 @@
           </w:tcPr>
           <w:p>
             <w:pPr>
+              <w:keepNext w:val="false"/>
               <w:spacing w:after="40" w:before="0"/>
               <w:jc w:val="left"/>
             </w:pPr>
@@ -1771,6 +1818,7 @@
           </w:tcPr>
           <w:p>
             <w:pPr>
+              <w:keepNext w:val="false"/>
               <w:spacing w:after="40" w:before="0"/>
               <w:jc w:val="left"/>
             </w:pPr>
@@ -1805,6 +1853,7 @@
           </w:tcPr>
           <w:p>
             <w:pPr>
+              <w:keepNext w:val="false"/>
               <w:spacing w:after="40" w:before="0"/>
               <w:jc w:val="left"/>
             </w:pPr>
@@ -1837,6 +1886,7 @@
           </w:tcPr>
           <w:p>
             <w:pPr>
+              <w:keepNext w:val="false"/>
               <w:spacing w:after="40" w:before="0"/>
               <w:jc w:val="left"/>
             </w:pPr>
@@ -1869,6 +1919,7 @@
           </w:tcPr>
           <w:p>
             <w:pPr>
+              <w:keepNext w:val="false"/>
               <w:spacing w:after="40" w:before="0"/>
               <w:jc w:val="left"/>
             </w:pPr>
@@ -1901,6 +1952,7 @@
           </w:tcPr>
           <w:p>
             <w:pPr>
+              <w:keepNext w:val="false"/>
               <w:spacing w:after="40" w:before="0"/>
               <w:jc w:val="left"/>
             </w:pPr>
@@ -2039,7 +2091,7 @@
         </w:rPr>
         <w:t xml:space="preserve">© 2026 SeaVuria and ARES. This work is licensed under a </w:t>
       </w:r>
-      <w:hyperlink w:history="1" r:id="rIdlsiou6hxgppaxycgxewus">
+      <w:hyperlink w:history="1" r:id="rIdj2trthz294kbecddpdnm4">
         <w:r>
           <w:rPr>
             <w:rFonts w:ascii="Arial" w:cs="Arial" w:eastAsia="Arial" w:hAnsi="Arial"/>
@@ -2059,7 +2111,7 @@
         </w:rPr>
         <w:t xml:space="preserve"> (</w:t>
       </w:r>
-      <w:hyperlink w:history="1" r:id="rIdla2qz8whhmkpvy_6lm3hp">
+      <w:hyperlink w:history="1" r:id="rId8yccxrxam65o8xq3gngvd">
         <w:r>
           <w:rPr>
             <w:rFonts w:ascii="Arial" w:cs="Arial" w:eastAsia="Arial" w:hAnsi="Arial"/>
@@ -2079,7 +2131,7 @@
         </w:rPr>
         <w:t xml:space="preserve">). To view a copy of this license, visit </w:t>
       </w:r>
-      <w:hyperlink w:history="1" r:id="rIdf_d2rpferavtvj1q5vv3m">
+      <w:hyperlink w:history="1" r:id="rIdc3cozfe_g5h5ch8ts4al0">
         <w:r>
           <w:rPr>
             <w:rFonts w:ascii="Arial" w:cs="Arial" w:eastAsia="Arial" w:hAnsi="Arial"/>

--- a/data/outputs/v2/Maths/SS3.3_Vectors_I/Mathematics_Vectors_I_FinalExplanation.docx
+++ b/data/outputs/v2/Maths/SS3.3_Vectors_I/Mathematics_Vectors_I_FinalExplanation.docx
@@ -2091,7 +2091,7 @@
         </w:rPr>
         <w:t xml:space="preserve">© 2026 SeaVuria and ARES. This work is licensed under a </w:t>
       </w:r>
-      <w:hyperlink w:history="1" r:id="rIdj2trthz294kbecddpdnm4">
+      <w:hyperlink w:history="1" r:id="rIdsychcsbkjpyrypfy_zwhw">
         <w:r>
           <w:rPr>
             <w:rFonts w:ascii="Arial" w:cs="Arial" w:eastAsia="Arial" w:hAnsi="Arial"/>
@@ -2111,7 +2111,7 @@
         </w:rPr>
         <w:t xml:space="preserve"> (</w:t>
       </w:r>
-      <w:hyperlink w:history="1" r:id="rId8yccxrxam65o8xq3gngvd">
+      <w:hyperlink w:history="1" r:id="rIdixbj1zoabp4fkxw0hjkpz">
         <w:r>
           <w:rPr>
             <w:rFonts w:ascii="Arial" w:cs="Arial" w:eastAsia="Arial" w:hAnsi="Arial"/>
@@ -2131,7 +2131,7 @@
         </w:rPr>
         <w:t xml:space="preserve">). To view a copy of this license, visit </w:t>
       </w:r>
-      <w:hyperlink w:history="1" r:id="rIdc3cozfe_g5h5ch8ts4al0">
+      <w:hyperlink w:history="1" r:id="rIdhjygnnzjaxi4fcwkpv8vd">
         <w:r>
           <w:rPr>
             <w:rFonts w:ascii="Arial" w:cs="Arial" w:eastAsia="Arial" w:hAnsi="Arial"/>
